--- a/Project Rooms/Estate Documents/outputs/word-conversions-no-signatures/POA Health Care- Wes Browning.docx
+++ b/Project Rooms/Estate Documents/outputs/word-conversions-no-signatures/POA Health Care- Wes Browning.docx
@@ -4,2430 +4,291 @@
   <w:body>
     <w:p>
       <w:pPr>
-        <w:spacing w:after="40" w:line="240" w:lineRule="auto"/>
-        <w:jc w:val="center"/>
+        <w:spacing w:before="0" w:after="0"/>
       </w:pPr>
       <w:r>
-        <w:rPr>
-          <w:rFonts w:ascii="Times New Roman" w:hAnsi="Times New Roman"/>
-          <w:b/>
-          <w:sz w:val="22"/>
-        </w:rPr>
-        <w:t>HEALTHCAREPOWEROFATTORNEY</w:t>
+        <w:drawing>
+          <wp:inline xmlns:a="http://schemas.openxmlformats.org/drawingml/2006/main" xmlns:pic="http://schemas.openxmlformats.org/drawingml/2006/picture">
+            <wp:extent cx="7315200" cy="9386443"/>
+            <wp:docPr id="1" name="Picture 1"/>
+            <wp:cNvGraphicFramePr>
+              <a:graphicFrameLocks noChangeAspect="1"/>
+            </wp:cNvGraphicFramePr>
+            <a:graphic>
+              <a:graphicData uri="http://schemas.openxmlformats.org/drawingml/2006/picture">
+                <pic:pic>
+                  <pic:nvPicPr>
+                    <pic:cNvPr id="0" name="image.png"/>
+                    <pic:cNvPicPr/>
+                  </pic:nvPicPr>
+                  <pic:blipFill>
+                    <a:blip r:embed="rId9"/>
+                    <a:stretch>
+                      <a:fillRect/>
+                    </a:stretch>
+                  </pic:blipFill>
+                  <pic:spPr>
+                    <a:xfrm>
+                      <a:off x="0" y="0"/>
+                      <a:ext cx="7315200" cy="9386443"/>
+                    </a:xfrm>
+                    <a:prstGeom prst="rect"/>
+                  </pic:spPr>
+                </pic:pic>
+              </a:graphicData>
+            </a:graphic>
+          </wp:inline>
+        </w:drawing>
       </w:r>
     </w:p>
     <w:p>
       <w:pPr>
-        <w:spacing w:after="40" w:line="240" w:lineRule="auto"/>
+        <w:sectPr>
+          <w:pgSz w:w="12240" w:h="15840"/>
+          <w:pgMar w:top="360" w:right="360" w:bottom="360" w:left="360" w:header="720" w:footer="720" w:gutter="0"/>
+          <w:cols w:space="720"/>
+          <w:docGrid w:linePitch="360"/>
+        </w:sectPr>
+      </w:pPr>
+    </w:p>
+    <w:p>
+      <w:pPr>
+        <w:spacing w:before="0" w:after="0"/>
       </w:pPr>
       <w:r>
-        <w:rPr>
-          <w:rFonts w:ascii="Times New Roman" w:hAnsi="Times New Roman"/>
-          <w:sz w:val="22"/>
-        </w:rPr>
-        <w:t>1.</w:t>
+        <w:drawing>
+          <wp:inline xmlns:a="http://schemas.openxmlformats.org/drawingml/2006/main" xmlns:pic="http://schemas.openxmlformats.org/drawingml/2006/picture">
+            <wp:extent cx="7315200" cy="9386443"/>
+            <wp:docPr id="2" name="Picture 2"/>
+            <wp:cNvGraphicFramePr>
+              <a:graphicFrameLocks noChangeAspect="1"/>
+            </wp:cNvGraphicFramePr>
+            <a:graphic>
+              <a:graphicData uri="http://schemas.openxmlformats.org/drawingml/2006/picture">
+                <pic:pic>
+                  <pic:nvPicPr>
+                    <pic:cNvPr id="0" name="image.png"/>
+                    <pic:cNvPicPr/>
+                  </pic:nvPicPr>
+                  <pic:blipFill>
+                    <a:blip r:embed="rId10"/>
+                    <a:stretch>
+                      <a:fillRect/>
+                    </a:stretch>
+                  </pic:blipFill>
+                  <pic:spPr>
+                    <a:xfrm>
+                      <a:off x="0" y="0"/>
+                      <a:ext cx="7315200" cy="9386443"/>
+                    </a:xfrm>
+                    <a:prstGeom prst="rect"/>
+                  </pic:spPr>
+                </pic:pic>
+              </a:graphicData>
+            </a:graphic>
+          </wp:inline>
+        </w:drawing>
       </w:r>
     </w:p>
     <w:p>
       <w:pPr>
-        <w:spacing w:after="40" w:line="240" w:lineRule="auto"/>
+        <w:sectPr>
+          <w:pgSz w:w="12240" w:h="15840"/>
+          <w:pgMar w:top="360" w:right="360" w:bottom="360" w:left="360" w:header="720" w:footer="720" w:gutter="0"/>
+          <w:cols w:space="720"/>
+          <w:docGrid w:linePitch="360"/>
+        </w:sectPr>
+      </w:pPr>
+    </w:p>
+    <w:p>
+      <w:pPr>
+        <w:spacing w:before="0" w:after="0"/>
       </w:pPr>
       <w:r>
-        <w:rPr>
-          <w:rFonts w:ascii="Times New Roman" w:hAnsi="Times New Roman"/>
-          <w:sz w:val="22"/>
-        </w:rPr>
-        <w:t>DesignationofHealthCareAgent.</w:t>
-      </w:r>
-    </w:p>
-    <w:p/>
-    <w:p>
-      <w:pPr>
-        <w:spacing w:after="40" w:line="240" w:lineRule="auto"/>
-      </w:pPr>
-      <w:r>
-        <w:rPr>
-          <w:rFonts w:ascii="Times New Roman" w:hAnsi="Times New Roman"/>
-          <w:sz w:val="22"/>
-        </w:rPr>
-        <w:t>I,WesleyDaleBrowning,beingofsoundmind,herebyappointthefollowingperson(s)toserve</w:t>
+        <w:drawing>
+          <wp:inline xmlns:a="http://schemas.openxmlformats.org/drawingml/2006/main" xmlns:pic="http://schemas.openxmlformats.org/drawingml/2006/picture">
+            <wp:extent cx="7315200" cy="9386443"/>
+            <wp:docPr id="3" name="Picture 3"/>
+            <wp:cNvGraphicFramePr>
+              <a:graphicFrameLocks noChangeAspect="1"/>
+            </wp:cNvGraphicFramePr>
+            <a:graphic>
+              <a:graphicData uri="http://schemas.openxmlformats.org/drawingml/2006/picture">
+                <pic:pic>
+                  <pic:nvPicPr>
+                    <pic:cNvPr id="0" name="image.png"/>
+                    <pic:cNvPicPr/>
+                  </pic:nvPicPr>
+                  <pic:blipFill>
+                    <a:blip r:embed="rId11"/>
+                    <a:stretch>
+                      <a:fillRect/>
+                    </a:stretch>
+                  </pic:blipFill>
+                  <pic:spPr>
+                    <a:xfrm>
+                      <a:off x="0" y="0"/>
+                      <a:ext cx="7315200" cy="9386443"/>
+                    </a:xfrm>
+                    <a:prstGeom prst="rect"/>
+                  </pic:spPr>
+                </pic:pic>
+              </a:graphicData>
+            </a:graphic>
+          </wp:inline>
+        </w:drawing>
       </w:r>
     </w:p>
     <w:p>
       <w:pPr>
-        <w:spacing w:after="40" w:line="240" w:lineRule="auto"/>
+        <w:sectPr>
+          <w:pgSz w:w="12240" w:h="15840"/>
+          <w:pgMar w:top="360" w:right="360" w:bottom="360" w:left="360" w:header="720" w:footer="720" w:gutter="0"/>
+          <w:cols w:space="720"/>
+          <w:docGrid w:linePitch="360"/>
+        </w:sectPr>
+      </w:pPr>
+    </w:p>
+    <w:p>
+      <w:pPr>
+        <w:spacing w:before="0" w:after="0"/>
       </w:pPr>
       <w:r>
-        <w:rPr>
-          <w:rFonts w:ascii="Times New Roman" w:hAnsi="Times New Roman"/>
-          <w:sz w:val="22"/>
-        </w:rPr>
-        <w:t>asmyhealthcareagent(s),toactformeandinmyname(inanywayIcouldactjnperson)tomake</w:t>
+        <w:drawing>
+          <wp:inline xmlns:a="http://schemas.openxmlformats.org/drawingml/2006/main" xmlns:pic="http://schemas.openxmlformats.org/drawingml/2006/picture">
+            <wp:extent cx="7315200" cy="9386443"/>
+            <wp:docPr id="4" name="Picture 4"/>
+            <wp:cNvGraphicFramePr>
+              <a:graphicFrameLocks noChangeAspect="1"/>
+            </wp:cNvGraphicFramePr>
+            <a:graphic>
+              <a:graphicData uri="http://schemas.openxmlformats.org/drawingml/2006/picture">
+                <pic:pic>
+                  <pic:nvPicPr>
+                    <pic:cNvPr id="0" name="image.png"/>
+                    <pic:cNvPicPr/>
+                  </pic:nvPicPr>
+                  <pic:blipFill>
+                    <a:blip r:embed="rId12"/>
+                    <a:stretch>
+                      <a:fillRect/>
+                    </a:stretch>
+                  </pic:blipFill>
+                  <pic:spPr>
+                    <a:xfrm>
+                      <a:off x="0" y="0"/>
+                      <a:ext cx="7315200" cy="9386443"/>
+                    </a:xfrm>
+                    <a:prstGeom prst="rect"/>
+                  </pic:spPr>
+                </pic:pic>
+              </a:graphicData>
+            </a:graphic>
+          </wp:inline>
+        </w:drawing>
       </w:r>
     </w:p>
     <w:p>
       <w:pPr>
-        <w:spacing w:after="40" w:line="240" w:lineRule="auto"/>
+        <w:sectPr>
+          <w:pgSz w:w="12240" w:h="15840"/>
+          <w:pgMar w:top="360" w:right="360" w:bottom="360" w:left="360" w:header="720" w:footer="720" w:gutter="0"/>
+          <w:cols w:space="720"/>
+          <w:docGrid w:linePitch="360"/>
+        </w:sectPr>
+      </w:pPr>
+    </w:p>
+    <w:p>
+      <w:pPr>
+        <w:spacing w:before="0" w:after="0"/>
       </w:pPr>
       <w:r>
-        <w:rPr>
-          <w:rFonts w:ascii="Times New Roman" w:hAnsi="Times New Roman"/>
-          <w:sz w:val="22"/>
-        </w:rPr>
-        <w:t>alone,intheordernamed.</w:t>
+        <w:drawing>
+          <wp:inline xmlns:a="http://schemas.openxmlformats.org/drawingml/2006/main" xmlns:pic="http://schemas.openxmlformats.org/drawingml/2006/picture">
+            <wp:extent cx="7315200" cy="9386443"/>
+            <wp:docPr id="5" name="Picture 5"/>
+            <wp:cNvGraphicFramePr>
+              <a:graphicFrameLocks noChangeAspect="1"/>
+            </wp:cNvGraphicFramePr>
+            <a:graphic>
+              <a:graphicData uri="http://schemas.openxmlformats.org/drawingml/2006/picture">
+                <pic:pic>
+                  <pic:nvPicPr>
+                    <pic:cNvPr id="0" name="image.png"/>
+                    <pic:cNvPicPr/>
+                  </pic:nvPicPr>
+                  <pic:blipFill>
+                    <a:blip r:embed="rId13"/>
+                    <a:stretch>
+                      <a:fillRect/>
+                    </a:stretch>
+                  </pic:blipFill>
+                  <pic:spPr>
+                    <a:xfrm>
+                      <a:off x="0" y="0"/>
+                      <a:ext cx="7315200" cy="9386443"/>
+                    </a:xfrm>
+                    <a:prstGeom prst="rect"/>
+                  </pic:spPr>
+                </pic:pic>
+              </a:graphicData>
+            </a:graphic>
+          </wp:inline>
+        </w:drawing>
       </w:r>
     </w:p>
     <w:p>
       <w:pPr>
-        <w:spacing w:after="40" w:line="240" w:lineRule="auto"/>
+        <w:sectPr>
+          <w:pgSz w:w="12240" w:h="15840"/>
+          <w:pgMar w:top="360" w:right="360" w:bottom="360" w:left="360" w:header="720" w:footer="720" w:gutter="0"/>
+          <w:cols w:space="720"/>
+          <w:docGrid w:linePitch="360"/>
+        </w:sectPr>
       </w:pPr>
-      <w:r>
-        <w:rPr>
-          <w:rFonts w:ascii="Times New Roman" w:hAnsi="Times New Roman"/>
-          <w:sz w:val="22"/>
-        </w:rPr>
-        <w:t>A.Name:JeanetteWilsonHollinger</w:t>
-      </w:r>
     </w:p>
     <w:p>
       <w:pPr>
-        <w:spacing w:after="40" w:line="240" w:lineRule="auto"/>
+        <w:spacing w:before="0" w:after="0"/>
       </w:pPr>
       <w:r>
-        <w:rPr>
-          <w:rFonts w:ascii="Times New Roman" w:hAnsi="Times New Roman"/>
-          <w:sz w:val="22"/>
-        </w:rPr>
-        <w:t>Address:2156HaigPointWay,Raleigh,NC27604</w:t>
-      </w:r>
-    </w:p>
-    <w:p>
-      <w:pPr>
-        <w:spacing w:after="40" w:line="240" w:lineRule="auto"/>
-      </w:pPr>
-      <w:r>
-        <w:rPr>
-          <w:rFonts w:ascii="Times New Roman" w:hAnsi="Times New Roman"/>
-          <w:sz w:val="22"/>
-        </w:rPr>
-        <w:t>Phone:(703)346-1256</w:t>
-      </w:r>
-    </w:p>
-    <w:p>
-      <w:pPr>
-        <w:spacing w:after="40" w:line="240" w:lineRule="auto"/>
-      </w:pPr>
-      <w:r>
-        <w:rPr>
-          <w:rFonts w:ascii="Times New Roman" w:hAnsi="Times New Roman"/>
-          <w:sz w:val="22"/>
-        </w:rPr>
-        <w:t>B.Name:OliviaAshleyMorello</w:t>
-      </w:r>
-    </w:p>
-    <w:p>
-      <w:pPr>
-        <w:spacing w:after="40" w:line="240" w:lineRule="auto"/>
-      </w:pPr>
-      <w:r>
-        <w:rPr>
-          <w:rFonts w:ascii="Times New Roman" w:hAnsi="Times New Roman"/>
-          <w:sz w:val="22"/>
-        </w:rPr>
-        <w:t>Address:240RoyalTowerWay,Cary,NC27518</w:t>
-      </w:r>
-    </w:p>
-    <w:p>
-      <w:pPr>
-        <w:spacing w:after="40" w:line="240" w:lineRule="auto"/>
-      </w:pPr>
-      <w:r>
-        <w:rPr>
-          <w:rFonts w:ascii="Times New Roman" w:hAnsi="Times New Roman"/>
-          <w:sz w:val="22"/>
-        </w:rPr>
-        <w:t>Phone:(919)417-0612</w:t>
-      </w:r>
-    </w:p>
-    <w:p/>
-    <w:p>
-      <w:pPr>
-        <w:spacing w:after="40" w:line="240" w:lineRule="auto"/>
-      </w:pPr>
-      <w:r>
-        <w:rPr>
-          <w:rFonts w:ascii="Times New Roman" w:hAnsi="Times New Roman"/>
-          <w:sz w:val="22"/>
-        </w:rPr>
-        <w:t>reasonablyavailableorisunwillingorunabletoserveinthatcapacity.</w:t>
-      </w:r>
-    </w:p>
-    <w:p>
-      <w:pPr>
-        <w:spacing w:after="40" w:line="240" w:lineRule="auto"/>
-      </w:pPr>
-      <w:r>
-        <w:rPr>
-          <w:rFonts w:ascii="Times New Roman" w:hAnsi="Times New Roman"/>
-          <w:sz w:val="22"/>
-        </w:rPr>
-        <w:t>2.Effectiveness ofAppointment.</w:t>
-      </w:r>
-    </w:p>
-    <w:p/>
-    <w:p>
-      <w:pPr>
-        <w:spacing w:after="40" w:line="240" w:lineRule="auto"/>
-      </w:pPr>
-      <w:r>
-        <w:rPr>
-          <w:rFonts w:ascii="Times New Roman" w:hAnsi="Times New Roman"/>
-          <w:sz w:val="22"/>
-        </w:rPr>
-        <w:t>MydesignationofahealthcareagentexpiresonlywhenIrevokeit.Absentrevocation,theauthority</w:t>
-      </w:r>
-    </w:p>
-    <w:p>
-      <w:pPr>
-        <w:spacing w:after="40" w:line="240" w:lineRule="auto"/>
-      </w:pPr>
-      <w:r>
-        <w:rPr>
-          <w:rFonts w:ascii="Times New Roman" w:hAnsi="Times New Roman"/>
-          <w:sz w:val="22"/>
-        </w:rPr>
-        <w:t>grantedinthisdocumentshallbecomeeffectivewhenandifoneof thephysician(s) listedbelow</w:t>
-      </w:r>
-    </w:p>
-    <w:p/>
-    <w:p>
-      <w:pPr>
-        <w:spacing w:after="40" w:line="240" w:lineRule="auto"/>
-      </w:pPr>
-      <w:r>
-        <w:rPr>
-          <w:rFonts w:ascii="Times New Roman" w:hAnsi="Times New Roman"/>
-          <w:sz w:val="22"/>
-        </w:rPr>
-        <w:t>exercisemyrightswithrespecttoanatomicalgifts,autopsy,ordispositionofmyremains,thisauthority</w:t>
-      </w:r>
-    </w:p>
-    <w:p>
-      <w:pPr>
-        <w:spacing w:after="40" w:line="240" w:lineRule="auto"/>
-      </w:pPr>
-      <w:r>
-        <w:rPr>
-          <w:rFonts w:ascii="Times New Roman" w:hAnsi="Times New Roman"/>
-          <w:sz w:val="22"/>
-        </w:rPr>
-        <w:t>willcontinueaftermydeathtotheextent necessarytoexercisethatauthority.</w:t>
-      </w:r>
-    </w:p>
-    <w:p>
-      <w:pPr>
-        <w:spacing w:after="40" w:line="240" w:lineRule="auto"/>
-      </w:pPr>
-      <w:r>
-        <w:rPr>
-          <w:rFonts w:ascii="Times New Roman" w:hAnsi="Times New Roman"/>
-          <w:sz w:val="22"/>
-        </w:rPr>
-        <w:t>1.</w:t>
-      </w:r>
-    </w:p>
-    <w:p>
-      <w:pPr>
-        <w:spacing w:after="40" w:line="240" w:lineRule="auto"/>
-      </w:pPr>
-      <w:r>
-        <w:rPr>
-          <w:rFonts w:ascii="Times New Roman" w:hAnsi="Times New Roman"/>
-          <w:sz w:val="22"/>
-        </w:rPr>
-        <w:t>NameofPhysician</w:t>
-      </w:r>
-    </w:p>
-    <w:p>
-      <w:pPr>
-        <w:spacing w:after="40" w:line="240" w:lineRule="auto"/>
-      </w:pPr>
-      <w:r>
-        <w:rPr>
-          <w:rFonts w:ascii="Times New Roman" w:hAnsi="Times New Roman"/>
-          <w:sz w:val="22"/>
-        </w:rPr>
-        <w:t>2.</w:t>
-      </w:r>
-    </w:p>
-    <w:p>
-      <w:pPr>
-        <w:spacing w:after="40" w:line="240" w:lineRule="auto"/>
-      </w:pPr>
-      <w:r>
-        <w:rPr>
-          <w:rFonts w:ascii="Times New Roman" w:hAnsi="Times New Roman"/>
-          <w:sz w:val="22"/>
-        </w:rPr>
-        <w:t>Name ofPhysician</w:t>
-      </w:r>
-    </w:p>
-    <w:p/>
-    <w:p>
-      <w:pPr>
-        <w:spacing w:after="40" w:line="240" w:lineRule="auto"/>
-      </w:pPr>
-      <w:r>
-        <w:rPr>
-          <w:rFonts w:ascii="Times New Roman" w:hAnsi="Times New Roman"/>
-          <w:sz w:val="22"/>
-        </w:rPr>
-        <w:t>determinationthatIlackcapacitytomakeorcommunicatedecisionsrelatingtomyhealthcareshallbe</w:t>
-      </w:r>
-    </w:p>
-    <w:p>
-      <w:pPr>
-        <w:spacing w:after="40" w:line="240" w:lineRule="auto"/>
-      </w:pPr>
-      <w:r>
-        <w:rPr>
-          <w:rFonts w:ascii="Times New Roman" w:hAnsi="Times New Roman"/>
-          <w:sz w:val="22"/>
-        </w:rPr>
-        <w:t>madebymyattendingphysician.</w:t>
-      </w:r>
-    </w:p>
-    <w:p>
-      <w:pPr>
-        <w:spacing w:after="40" w:line="240" w:lineRule="auto"/>
-      </w:pPr>
-      <w:r>
-        <w:rPr>
-          <w:rFonts w:ascii="Times New Roman" w:hAnsi="Times New Roman"/>
-          <w:sz w:val="22"/>
-        </w:rPr>
-        <w:t>3.Revocation.</w:t>
-      </w:r>
-    </w:p>
-    <w:p/>
-    <w:p>
-      <w:pPr>
-        <w:spacing w:after="40" w:line="240" w:lineRule="auto"/>
-      </w:pPr>
-      <w:r>
-        <w:rPr>
-          <w:rFonts w:ascii="Times New Roman" w:hAnsi="Times New Roman"/>
-          <w:sz w:val="22"/>
-        </w:rPr>
-        <w:t>AnytimewhileIamcompetent,ImayrevokethispowerofattorneyinawritingIsignorby</w:t>
-      </w:r>
-    </w:p>
-    <w:p>
-      <w:pPr>
-        <w:spacing w:after="40" w:line="240" w:lineRule="auto"/>
-      </w:pPr>
-      <w:r>
-        <w:rPr>
-          <w:rFonts w:ascii="Times New Roman" w:hAnsi="Times New Roman"/>
-          <w:sz w:val="22"/>
-        </w:rPr>
-        <w:t>healthcareprovider.</w:t>
-      </w:r>
-    </w:p>
-    <w:p/>
-    <w:p>
-      <w:pPr>
-        <w:spacing w:after="40" w:line="240" w:lineRule="auto"/>
-      </w:pPr>
-      <w:r>
-        <w:rPr>
-          <w:rFonts w:ascii="Times New Roman" w:hAnsi="Times New Roman"/>
-          <w:sz w:val="22"/>
-        </w:rPr>
-        <w:t>HealthCarePowerofAttorneyofWesleyDaleBrowning</w:t>
-      </w:r>
-    </w:p>
-    <w:p/>
-    <w:p>
-      <w:pPr>
-        <w:spacing w:after="40" w:line="240" w:lineRule="auto"/>
-      </w:pPr>
-      <w:r>
-        <w:rPr>
-          <w:rFonts w:ascii="Times New Roman" w:hAnsi="Times New Roman"/>
-          <w:sz w:val="22"/>
-        </w:rPr>
-        <w:t>Page 1 of6</w:t>
-      </w:r>
-    </w:p>
-    <w:p>
-      <w:r>
-        <w:br w:type="page"/>
-      </w:r>
-    </w:p>
-    <w:p>
-      <w:pPr>
-        <w:spacing w:after="40" w:line="240" w:lineRule="auto"/>
-      </w:pPr>
-      <w:r>
-        <w:rPr>
-          <w:rFonts w:ascii="Times New Roman" w:hAnsi="Times New Roman"/>
-          <w:sz w:val="22"/>
-        </w:rPr>
-        <w:t>4.GeneralStatementofAuthorityGranted.</w:t>
-      </w:r>
-    </w:p>
-    <w:p/>
-    <w:p>
-      <w:pPr>
-        <w:spacing w:after="40" w:line="240" w:lineRule="auto"/>
-      </w:pPr>
-      <w:r>
-        <w:rPr>
-          <w:rFonts w:ascii="Times New Roman" w:hAnsi="Times New Roman"/>
-          <w:sz w:val="22"/>
-        </w:rPr>
-        <w:t>authoritytomakeandcarryout allhealthcaredecisionsforme.Thesedecisionsinclude,but arenot</w:t>
-      </w:r>
-    </w:p>
-    <w:p>
-      <w:pPr>
-        <w:spacing w:after="40" w:line="240" w:lineRule="auto"/>
-      </w:pPr>
-      <w:r>
-        <w:rPr>
-          <w:rFonts w:ascii="Times New Roman" w:hAnsi="Times New Roman"/>
-          <w:sz w:val="22"/>
-        </w:rPr>
-        <w:t>limited to:</w:t>
-      </w:r>
-    </w:p>
-    <w:p/>
-    <w:p>
-      <w:pPr>
-        <w:spacing w:after="40" w:line="240" w:lineRule="auto"/>
-      </w:pPr>
-      <w:r>
-        <w:rPr>
-          <w:rFonts w:ascii="Times New Roman" w:hAnsi="Times New Roman"/>
-          <w:sz w:val="22"/>
-        </w:rPr>
-        <w:t>mentalhealth,including,butnot limitedto,medicalandhospitalrecords,andtoconsenttothe</w:t>
-      </w:r>
-    </w:p>
-    <w:p>
-      <w:pPr>
-        <w:spacing w:after="40" w:line="240" w:lineRule="auto"/>
-      </w:pPr>
-      <w:r>
-        <w:rPr>
-          <w:rFonts w:ascii="Times New Roman" w:hAnsi="Times New Roman"/>
-          <w:sz w:val="22"/>
-        </w:rPr>
-        <w:t>disclosure of thisinformation.</w:t>
-      </w:r>
-    </w:p>
-    <w:p/>
-    <w:p>
-      <w:pPr>
-        <w:spacing w:after="40" w:line="240" w:lineRule="auto"/>
-      </w:pPr>
-      <w:r>
-        <w:rPr>
-          <w:rFonts w:ascii="Times New Roman" w:hAnsi="Times New Roman"/>
-          <w:sz w:val="22"/>
-        </w:rPr>
-        <w:t>C.Consenting to and authorizingmy admissionto anddischargefroma hospital,nursing or</w:t>
-      </w:r>
-    </w:p>
-    <w:p/>
-    <w:p>
-      <w:pPr>
-        <w:spacing w:after="40" w:line="240" w:lineRule="auto"/>
-      </w:pPr>
-      <w:r>
-        <w:rPr>
-          <w:rFonts w:ascii="Times New Roman" w:hAnsi="Times New Roman"/>
-          <w:sz w:val="22"/>
-        </w:rPr>
-        <w:t>D.Consenting to and authorizingmy admissionto andretentionina facility forthecareor treatment</w:t>
-      </w:r>
-    </w:p>
-    <w:p>
-      <w:pPr>
-        <w:spacing w:after="40" w:line="240" w:lineRule="auto"/>
-      </w:pPr>
-      <w:r>
-        <w:rPr>
-          <w:rFonts w:ascii="Times New Roman" w:hAnsi="Times New Roman"/>
-          <w:sz w:val="22"/>
-        </w:rPr>
-        <w:t>of mental illness.</w:t>
-      </w:r>
-    </w:p>
-    <w:p/>
-    <w:p>
-      <w:pPr>
-        <w:spacing w:after="40" w:line="240" w:lineRule="auto"/>
-      </w:pPr>
-      <w:r>
-        <w:rPr>
-          <w:rFonts w:ascii="Times New Roman" w:hAnsi="Times New Roman"/>
-          <w:sz w:val="22"/>
-        </w:rPr>
-        <w:t>E.Consentingtoandauthorizingtheadministrationof medicationsformentalhealthtreatmentand</w:t>
-      </w:r>
-    </w:p>
-    <w:p>
-      <w:pPr>
-        <w:spacing w:after="40" w:line="240" w:lineRule="auto"/>
-      </w:pPr>
-      <w:r>
-        <w:rPr>
-          <w:rFonts w:ascii="Times New Roman" w:hAnsi="Times New Roman"/>
-          <w:sz w:val="22"/>
-        </w:rPr>
-        <w:t>electroconvulsivetreatment(ECT)commonlyreferredtoas"shocktreatmient."</w:t>
-      </w:r>
-    </w:p>
-    <w:p>
-      <w:pPr>
-        <w:spacing w:after="40" w:line="240" w:lineRule="auto"/>
-      </w:pPr>
-      <w:r>
-        <w:rPr>
-          <w:rFonts w:ascii="Times New Roman" w:hAnsi="Times New Roman"/>
-          <w:sz w:val="22"/>
-        </w:rPr>
-        <w:t>F.Givingconsentfor,withdrawingconsentfor,orwithholdingconsentfor,X-ray,anesthesia,</w:t>
-      </w:r>
-    </w:p>
-    <w:p>
-      <w:pPr>
-        <w:spacing w:after="40" w:line="240" w:lineRule="auto"/>
-      </w:pPr>
-      <w:r>
-        <w:rPr>
-          <w:rFonts w:ascii="Times New Roman" w:hAnsi="Times New Roman"/>
-          <w:sz w:val="22"/>
-        </w:rPr>
-        <w:t>medication,surgery，andallotherdiagnosticandtreatmentproceduresorderedbyorunderthe</w:t>
-      </w:r>
-    </w:p>
-    <w:p/>
-    <w:p>
-      <w:pPr>
-        <w:spacing w:after="40" w:line="240" w:lineRule="auto"/>
-      </w:pPr>
-      <w:r>
-        <w:rPr>
-          <w:rFonts w:ascii="Times New Roman" w:hAnsi="Times New Roman"/>
-          <w:sz w:val="22"/>
-        </w:rPr>
-        <w:t>G.Authorizingthewithholdingorwithdrawalof life-prolongingmeasures.</w:t>
-      </w:r>
-    </w:p>
-    <w:p>
-      <w:pPr>
-        <w:spacing w:after="40" w:line="240" w:lineRule="auto"/>
-      </w:pPr>
-      <w:r>
-        <w:rPr>
-          <w:rFonts w:ascii="Times New Roman" w:hAnsi="Times New Roman"/>
-          <w:sz w:val="22"/>
-        </w:rPr>
-        <w:t>H.Providingmymedical information at therequest of anyindividual acting asmy attorney-in-fact</w:t>
-      </w:r>
-    </w:p>
-    <w:p>
-      <w:pPr>
-        <w:spacing w:after="40" w:line="240" w:lineRule="auto"/>
-      </w:pPr>
-      <w:r>
-        <w:rPr>
-          <w:rFonts w:ascii="Times New Roman" w:hAnsi="Times New Roman"/>
-          <w:sz w:val="22"/>
-        </w:rPr>
-        <w:t>underadurablepowerofattorneyorasaTrusteeorsuccessorTrusteeunderanyTrust</w:t>
-      </w:r>
-    </w:p>
-    <w:p/>
-    <w:p>
-      <w:pPr>
-        <w:spacing w:after="40" w:line="240" w:lineRule="auto"/>
-      </w:pPr>
-      <w:r>
-        <w:rPr>
-          <w:rFonts w:ascii="Times New Roman" w:hAnsi="Times New Roman"/>
-          <w:sz w:val="22"/>
-        </w:rPr>
-        <w:t>GeneralStatutes-Chapter32AArticle3providedwheneveritwouldexpeditethepromptand</w:t>
-      </w:r>
-    </w:p>
-    <w:p>
-      <w:pPr>
-        <w:spacing w:after="40" w:line="240" w:lineRule="auto"/>
-      </w:pPr>
-      <w:r>
-        <w:rPr>
-          <w:rFonts w:ascii="Times New Roman" w:hAnsi="Times New Roman"/>
-          <w:sz w:val="22"/>
-        </w:rPr>
-        <w:t>properhandlingofmyaffairsortheaffairsofanypersonorentityforwhichIhavesome</w:t>
-      </w:r>
-    </w:p>
-    <w:p/>
-    <w:p>
-      <w:pPr>
-        <w:spacing w:after="40" w:line="240" w:lineRule="auto"/>
-      </w:pPr>
-      <w:r>
-        <w:rPr>
-          <w:rFonts w:ascii="Times New Roman" w:hAnsi="Times New Roman"/>
-          <w:sz w:val="22"/>
-        </w:rPr>
-        <w:t>information.Suchstepsshallincluderesortingto any andalllegal proceduresinandoutofcourts</w:t>
-      </w:r>
-    </w:p>
-    <w:p>
-      <w:pPr>
-        <w:spacing w:after="40" w:line="240" w:lineRule="auto"/>
-      </w:pPr>
-      <w:r>
-        <w:rPr>
-          <w:rFonts w:ascii="Times New Roman" w:hAnsi="Times New Roman"/>
-          <w:sz w:val="22"/>
-        </w:rPr>
-        <w:t>asmaybenecessarytoenforcemyrightsunderthelawandshallinclude attemptingtorecover</w:t>
-      </w:r>
-    </w:p>
-    <w:p>
-      <w:pPr>
-        <w:spacing w:after="40" w:line="240" w:lineRule="auto"/>
-      </w:pPr>
-      <w:r>
-        <w:rPr>
-          <w:rFonts w:ascii="Times New Roman" w:hAnsi="Times New Roman"/>
-          <w:sz w:val="22"/>
-        </w:rPr>
-        <w:t>attorneys'feesagainstanyonewhodoesnotcomplywiththishealthcarepowerof attorney.</w:t>
-      </w:r>
-    </w:p>
-    <w:p>
-      <w:pPr>
-        <w:spacing w:after="40" w:line="240" w:lineRule="auto"/>
-      </w:pPr>
-      <w:r>
-        <w:rPr>
-          <w:rFonts w:ascii="Times New Roman" w:hAnsi="Times New Roman"/>
-          <w:sz w:val="22"/>
-        </w:rPr>
-        <w:t>1.</w:t>
-      </w:r>
-    </w:p>
-    <w:p>
-      <w:pPr>
-        <w:spacing w:after="40" w:line="240" w:lineRule="auto"/>
-      </w:pPr>
-      <w:r>
-        <w:rPr>
-          <w:rFonts w:ascii="Times New Roman" w:hAnsi="Times New Roman"/>
-          <w:sz w:val="22"/>
-        </w:rPr>
-        <w:t>TotheextentIhavenotalreadymadevalidandenforceablearrangementsduringmy lifetime that</w:t>
-      </w:r>
-    </w:p>
-    <w:p>
-      <w:pPr>
-        <w:spacing w:after="40" w:line="240" w:lineRule="auto"/>
-      </w:pPr>
-      <w:r>
-        <w:rPr>
-          <w:rFonts w:ascii="Times New Roman" w:hAnsi="Times New Roman"/>
-          <w:sz w:val="22"/>
-        </w:rPr>
-        <w:t>dispositionofmyremains.</w:t>
-      </w:r>
-    </w:p>
-    <w:p/>
-    <w:p>
-      <w:pPr>
-        <w:spacing w:after="40" w:line="240" w:lineRule="auto"/>
-      </w:pPr>
-      <w:r>
-        <w:rPr>
-          <w:rFonts w:ascii="Times New Roman" w:hAnsi="Times New Roman"/>
-          <w:sz w:val="22"/>
-        </w:rPr>
-        <w:t>J.Taking anylawfulactionsthat maybenecessarytocarry out thesedecisions,including,butnot</w:t>
-      </w:r>
-    </w:p>
-    <w:p>
-      <w:pPr>
-        <w:spacing w:after="40" w:line="240" w:lineRule="auto"/>
-      </w:pPr>
-      <w:r>
-        <w:rPr>
-          <w:rFonts w:ascii="Times New Roman" w:hAnsi="Times New Roman"/>
-          <w:sz w:val="22"/>
-        </w:rPr>
-        <w:t>limitedto:(i)signing,executing,delivering,andacknowledginganyagreement,releae,</w:t>
-      </w:r>
-    </w:p>
-    <w:p>
-      <w:pPr>
-        <w:spacing w:after="40" w:line="240" w:lineRule="auto"/>
-      </w:pPr>
-      <w:r>
-        <w:rPr>
-          <w:rFonts w:ascii="Times New Roman" w:hAnsi="Times New Roman"/>
-          <w:sz w:val="22"/>
-        </w:rPr>
-        <w:t>authorization,orotherdocumentthatmaybenecessary，desirable,convenient,orproperinorder</w:t>
-      </w:r>
-    </w:p>
-    <w:p>
-      <w:pPr>
-        <w:spacing w:after="40" w:line="240" w:lineRule="auto"/>
-      </w:pPr>
-      <w:r>
-        <w:rPr>
-          <w:rFonts w:ascii="Times New Roman" w:hAnsi="Times New Roman"/>
-          <w:sz w:val="22"/>
-        </w:rPr>
-        <w:t>toexerciseandcarryoutanyof thesepowers;(i)grantingreleasesof liabilitytomedical</w:t>
-      </w:r>
-    </w:p>
-    <w:p>
-      <w:pPr>
-        <w:spacing w:after="40" w:line="240" w:lineRule="auto"/>
-      </w:pPr>
-      <w:r>
-        <w:rPr>
-          <w:rFonts w:ascii="Times New Roman" w:hAnsi="Times New Roman"/>
-          <w:sz w:val="22"/>
-        </w:rPr>
-        <w:t>providersorothers;and(ii)incurringreasonablecostsonmybehalfrelatedtoexercisingthese</w:t>
-      </w:r>
-    </w:p>
-    <w:p>
-      <w:pPr>
-        <w:spacing w:after="40" w:line="240" w:lineRule="auto"/>
-      </w:pPr>
-      <w:r>
-        <w:rPr>
-          <w:rFonts w:ascii="Times New Roman" w:hAnsi="Times New Roman"/>
-          <w:sz w:val="22"/>
-        </w:rPr>
-        <w:t>generalauthorityovermypropertyorfinancialaffairs.</w:t>
-      </w:r>
-    </w:p>
-    <w:p/>
-    <w:p>
-      <w:pPr>
-        <w:spacing w:after="40" w:line="240" w:lineRule="auto"/>
-      </w:pPr>
-      <w:r>
-        <w:rPr>
-          <w:rFonts w:ascii="Times New Roman" w:hAnsi="Times New Roman"/>
-          <w:sz w:val="22"/>
-        </w:rPr>
-        <w:t>HealthCarePowerofAttorneyofWesleyDaleBrowning</w:t>
-      </w:r>
-    </w:p>
-    <w:p/>
-    <w:p>
-      <w:pPr>
-        <w:spacing w:after="40" w:line="240" w:lineRule="auto"/>
-      </w:pPr>
-      <w:r>
-        <w:rPr>
-          <w:rFonts w:ascii="Times New Roman" w:hAnsi="Times New Roman"/>
-          <w:sz w:val="22"/>
-        </w:rPr>
-        <w:t>Page 2of6</w:t>
-      </w:r>
-    </w:p>
-    <w:p>
-      <w:r>
-        <w:br w:type="page"/>
-      </w:r>
-    </w:p>
-    <w:p>
-      <w:pPr>
-        <w:spacing w:after="40" w:line="240" w:lineRule="auto"/>
-      </w:pPr>
-      <w:r>
-        <w:rPr>
-          <w:rFonts w:ascii="Times New Roman" w:hAnsi="Times New Roman"/>
-          <w:sz w:val="22"/>
-        </w:rPr>
-        <w:t>5.SpecialProvisions and Limitations.</w:t>
-      </w:r>
-    </w:p>
-    <w:p/>
-    <w:p>
-      <w:pPr>
-        <w:spacing w:after="40" w:line="240" w:lineRule="auto"/>
-      </w:pPr>
-      <w:r>
-        <w:rPr>
-          <w:rFonts w:ascii="Times New Roman" w:hAnsi="Times New Roman"/>
-          <w:sz w:val="22"/>
-        </w:rPr>
-        <w:t>(Notice:Theauthority granted in thisdocument isintended tobe asbroad aspossibleso thatyourhealth</w:t>
-      </w:r>
-    </w:p>
-    <w:p>
-      <w:pPr>
-        <w:spacing w:after="40" w:line="240" w:lineRule="auto"/>
-      </w:pPr>
-      <w:r>
-        <w:rPr>
-          <w:rFonts w:ascii="Times New Roman" w:hAnsi="Times New Roman"/>
-          <w:sz w:val="22"/>
-        </w:rPr>
-        <w:t>healthcaretreatmentorservice.If youwishtolimit thescopeofyourhealthcare agent'spowers,you</w:t>
-      </w:r>
-    </w:p>
-    <w:p>
-      <w:pPr>
-        <w:spacing w:after="40" w:line="240" w:lineRule="auto"/>
-      </w:pPr>
-      <w:r>
-        <w:rPr>
-          <w:rFonts w:ascii="Times New Roman" w:hAnsi="Times New Roman"/>
-          <w:sz w:val="22"/>
-        </w:rPr>
-        <w:t>maydosointhissection.lf noneof thefollowing areinitialed,therewillbenospecial limitationsonyour</w:t>
-      </w:r>
-    </w:p>
-    <w:p>
-      <w:pPr>
-        <w:spacing w:after="40" w:line="240" w:lineRule="auto"/>
-      </w:pPr>
-      <w:r>
-        <w:rPr>
-          <w:rFonts w:ascii="Times New Roman" w:hAnsi="Times New Roman"/>
-          <w:sz w:val="22"/>
-        </w:rPr>
-        <w:t>agent's authority.)</w:t>
-      </w:r>
-    </w:p>
-    <w:p/>
-    <w:p>
-      <w:pPr>
-        <w:spacing w:after="40" w:line="240" w:lineRule="auto"/>
-      </w:pPr>
-      <w:r>
-        <w:rPr>
-          <w:rFonts w:ascii="Times New Roman" w:hAnsi="Times New Roman"/>
-          <w:sz w:val="22"/>
-        </w:rPr>
-        <w:t>LimitationsaboutArtificial Nutrition or Hydration:Inexercising theauthorityto</w:t>
-      </w:r>
-    </w:p>
-    <w:p>
-      <w:pPr>
-        <w:spacing w:after="40" w:line="240" w:lineRule="auto"/>
-      </w:pPr>
-      <w:r>
-        <w:rPr>
-          <w:rFonts w:ascii="Times New Roman" w:hAnsi="Times New Roman"/>
-          <w:sz w:val="22"/>
-        </w:rPr>
-        <w:t>makehealthcaredecisionsonmybehalf,myhealthcareagent:</w:t>
-      </w:r>
-    </w:p>
-    <w:p>
-      <w:pPr>
-        <w:spacing w:after="40" w:line="240" w:lineRule="auto"/>
-      </w:pPr>
-      <w:r>
-        <w:rPr>
-          <w:rFonts w:ascii="Times New Roman" w:hAnsi="Times New Roman"/>
-          <w:sz w:val="22"/>
-        </w:rPr>
-        <w:t>shallwithholdartificialnutrition(suchasthroughtubes)</w:t>
-      </w:r>
-    </w:p>
-    <w:p/>
-    <w:p>
-      <w:pPr>
-        <w:spacing w:after="40" w:line="240" w:lineRule="auto"/>
-      </w:pPr>
-      <w:r>
-        <w:rPr>
-          <w:rFonts w:ascii="Times New Roman" w:hAnsi="Times New Roman"/>
-          <w:sz w:val="22"/>
-        </w:rPr>
-        <w:t>(Initial)</w:t>
-      </w:r>
-    </w:p>
-    <w:p>
-      <w:pPr>
-        <w:spacing w:after="40" w:line="240" w:lineRule="auto"/>
-      </w:pPr>
-      <w:r>
-        <w:rPr>
-          <w:rFonts w:ascii="Times New Roman" w:hAnsi="Times New Roman"/>
-          <w:sz w:val="22"/>
-        </w:rPr>
-        <w:t>shallwithholdartificialhydration(suchasthroughtubes)</w:t>
-      </w:r>
-    </w:p>
-    <w:p/>
-    <w:p>
-      <w:pPr>
-        <w:spacing w:after="40" w:line="240" w:lineRule="auto"/>
-      </w:pPr>
-      <w:r>
-        <w:rPr>
-          <w:rFonts w:ascii="Times New Roman" w:hAnsi="Times New Roman"/>
-          <w:sz w:val="22"/>
-        </w:rPr>
-        <w:t>(Initial)</w:t>
-      </w:r>
-    </w:p>
-    <w:p>
-      <w:pPr>
-        <w:spacing w:after="40" w:line="240" w:lineRule="auto"/>
-      </w:pPr>
-      <w:r>
-        <w:rPr>
-          <w:rFonts w:ascii="Times New Roman" w:hAnsi="Times New Roman"/>
-          <w:sz w:val="22"/>
-        </w:rPr>
-        <w:t>LimitationsConcerning HealthCareDecisions.Inexercisingtheauthoritytomake</w:t>
-      </w:r>
-    </w:p>
-    <w:p>
-      <w:pPr>
-        <w:spacing w:after="40" w:line="240" w:lineRule="auto"/>
-      </w:pPr>
-      <w:r>
-        <w:rPr>
-          <w:rFonts w:ascii="Times New Roman" w:hAnsi="Times New Roman"/>
-          <w:sz w:val="22"/>
-        </w:rPr>
-        <w:t>healthcaredecisionsonmybehalf,theauthorityofmyhealthcareagentissubject</w:t>
-      </w:r>
-    </w:p>
-    <w:p>
-      <w:pPr>
-        <w:spacing w:after="40" w:line="240" w:lineRule="auto"/>
-      </w:pPr>
-      <w:r>
-        <w:rPr>
-          <w:rFonts w:ascii="Times New Roman" w:hAnsi="Times New Roman"/>
-          <w:sz w:val="22"/>
-        </w:rPr>
-        <w:t>tothefollowingspecialprovisions:myagentshall not subjectmetoanyCovid</w:t>
-      </w:r>
-    </w:p>
-    <w:p>
-      <w:pPr>
-        <w:spacing w:after="40" w:line="240" w:lineRule="auto"/>
-      </w:pPr>
-      <w:r>
-        <w:rPr>
-          <w:rFonts w:ascii="Times New Roman" w:hAnsi="Times New Roman"/>
-          <w:sz w:val="22"/>
-        </w:rPr>
-        <w:t>(Initial)</w:t>
-      </w:r>
-    </w:p>
-    <w:p>
-      <w:pPr>
-        <w:spacing w:after="40" w:line="240" w:lineRule="auto"/>
-      </w:pPr>
-      <w:r>
-        <w:rPr>
-          <w:rFonts w:ascii="Times New Roman" w:hAnsi="Times New Roman"/>
-          <w:sz w:val="22"/>
-        </w:rPr>
-        <w:t>vaccine.</w:t>
-      </w:r>
-    </w:p>
-    <w:p/>
-    <w:p>
-      <w:pPr>
-        <w:spacing w:after="40" w:line="240" w:lineRule="auto"/>
-        <w:jc w:val="center"/>
-      </w:pPr>
-      <w:r>
-        <w:rPr>
-          <w:rFonts w:ascii="Times New Roman" w:hAnsi="Times New Roman"/>
-          <w:b/>
-          <w:sz w:val="22"/>
-        </w:rPr>
-        <w:t>C.</w:t>
-      </w:r>
-    </w:p>
-    <w:p>
-      <w:pPr>
-        <w:spacing w:after="40" w:line="240" w:lineRule="auto"/>
-      </w:pPr>
-      <w:r>
-        <w:rPr>
-          <w:rFonts w:ascii="Times New Roman" w:hAnsi="Times New Roman"/>
-          <w:sz w:val="22"/>
-        </w:rPr>
-        <w:t>LimitationsConcerningMental HealthDecisions.Inexercising theauthorityto</w:t>
-      </w:r>
-    </w:p>
-    <w:p>
-      <w:pPr>
-        <w:spacing w:after="40" w:line="240" w:lineRule="auto"/>
-      </w:pPr>
-      <w:r>
-        <w:rPr>
-          <w:rFonts w:ascii="Times New Roman" w:hAnsi="Times New Roman"/>
-          <w:sz w:val="22"/>
-        </w:rPr>
-        <w:t>subjecttothefollowingspecialprovisions:</w:t>
-      </w:r>
-    </w:p>
-    <w:p>
-      <w:pPr>
-        <w:spacing w:after="40" w:line="240" w:lineRule="auto"/>
-      </w:pPr>
-      <w:r>
-        <w:rPr>
-          <w:rFonts w:ascii="Times New Roman" w:hAnsi="Times New Roman"/>
-          <w:sz w:val="22"/>
-        </w:rPr>
-        <w:t>(Initial)</w:t>
-      </w:r>
-    </w:p>
-    <w:p/>
-    <w:p>
-      <w:pPr>
-        <w:spacing w:after="40" w:line="240" w:lineRule="auto"/>
-        <w:jc w:val="center"/>
-      </w:pPr>
-      <w:r>
-        <w:rPr>
-          <w:rFonts w:ascii="Times New Roman" w:hAnsi="Times New Roman"/>
-          <w:b/>
-          <w:sz w:val="22"/>
-        </w:rPr>
-        <w:t>D.</w:t>
-      </w:r>
-    </w:p>
-    <w:p>
-      <w:pPr>
-        <w:spacing w:after="40" w:line="240" w:lineRule="auto"/>
-      </w:pPr>
-      <w:r>
-        <w:rPr>
-          <w:rFonts w:ascii="Times New Roman" w:hAnsi="Times New Roman"/>
-          <w:sz w:val="22"/>
-        </w:rPr>
-        <w:t>AdvanceInstructionforMentalHealthTreatment.Becauseyourhealthcareagent's</w:t>
-      </w:r>
-    </w:p>
-    <w:p>
-      <w:pPr>
-        <w:spacing w:after="40" w:line="240" w:lineRule="auto"/>
-      </w:pPr>
-      <w:r>
-        <w:rPr>
-          <w:rFonts w:ascii="Times New Roman" w:hAnsi="Times New Roman"/>
-          <w:sz w:val="22"/>
-        </w:rPr>
-        <w:t>decisionsmustbeconsistentwithanystatementsyouhaveexpressed inan</w:t>
-      </w:r>
-    </w:p>
-    <w:p>
-      <w:pPr>
-        <w:spacing w:after="40" w:line="240" w:lineRule="auto"/>
-      </w:pPr>
-      <w:r>
-        <w:rPr>
-          <w:rFonts w:ascii="Times New Roman" w:hAnsi="Times New Roman"/>
-          <w:sz w:val="22"/>
-        </w:rPr>
-        <w:t>advanceinstruction,youshould indicateherewhetheryouhaveexecutedan</w:t>
-      </w:r>
-    </w:p>
-    <w:p>
-      <w:pPr>
-        <w:spacing w:after="40" w:line="240" w:lineRule="auto"/>
-      </w:pPr>
-      <w:r>
-        <w:rPr>
-          <w:rFonts w:ascii="Times New Roman" w:hAnsi="Times New Roman"/>
-          <w:sz w:val="22"/>
-        </w:rPr>
-        <w:t>(Initial)</w:t>
-      </w:r>
-    </w:p>
-    <w:p>
-      <w:pPr>
-        <w:spacing w:after="40" w:line="240" w:lineRule="auto"/>
-      </w:pPr>
-      <w:r>
-        <w:rPr>
-          <w:rFonts w:ascii="Times New Roman" w:hAnsi="Times New Roman"/>
-          <w:sz w:val="22"/>
-        </w:rPr>
-        <w:t>advanceinstructionformentalhealthtreatment:</w:t>
-      </w:r>
-    </w:p>
-    <w:p/>
-    <w:p>
-      <w:pPr>
-        <w:spacing w:after="40" w:line="240" w:lineRule="auto"/>
-      </w:pPr>
-      <w:r>
-        <w:rPr>
-          <w:rFonts w:ascii="Times New Roman" w:hAnsi="Times New Roman"/>
-          <w:sz w:val="22"/>
-        </w:rPr>
-        <w:t>E.Autopsy andDispositionof Remains.Inexercising the authority tomakedecisions</w:t>
-      </w:r>
-    </w:p>
-    <w:p>
-      <w:pPr>
-        <w:spacing w:after="40" w:line="240" w:lineRule="auto"/>
-      </w:pPr>
-      <w:r>
-        <w:rPr>
-          <w:rFonts w:ascii="Times New Roman" w:hAnsi="Times New Roman"/>
-          <w:sz w:val="22"/>
-        </w:rPr>
-        <w:t>regarding autopsyanddispositionofremainsonmybehalf,theauthorityofmy</w:t>
-      </w:r>
-    </w:p>
-    <w:p>
-      <w:pPr>
-        <w:spacing w:after="40" w:line="240" w:lineRule="auto"/>
-      </w:pPr>
-      <w:r>
-        <w:rPr>
-          <w:rFonts w:ascii="Times New Roman" w:hAnsi="Times New Roman"/>
-          <w:sz w:val="22"/>
-        </w:rPr>
-        <w:t>healthcareagent issubjecttothefollowingspecialprovisionsand limitations:my</w:t>
-      </w:r>
-    </w:p>
-    <w:p>
-      <w:pPr>
-        <w:spacing w:after="40" w:line="240" w:lineRule="auto"/>
-      </w:pPr>
-      <w:r>
-        <w:rPr>
-          <w:rFonts w:ascii="Times New Roman" w:hAnsi="Times New Roman"/>
-          <w:sz w:val="22"/>
-        </w:rPr>
-        <w:t>agentmayauthorizeanautopsyif</w:t>
-      </w:r>
-    </w:p>
-    <w:p>
-      <w:pPr>
-        <w:spacing w:after="40" w:line="240" w:lineRule="auto"/>
-      </w:pPr>
-      <w:r>
-        <w:rPr>
-          <w:rFonts w:ascii="Times New Roman" w:hAnsi="Times New Roman"/>
-          <w:sz w:val="22"/>
-        </w:rPr>
-        <w:t>t.My agent</w:t>
-      </w:r>
-    </w:p>
-    <w:p>
-      <w:pPr>
-        <w:spacing w:after="40" w:line="240" w:lineRule="auto"/>
-      </w:pPr>
-      <w:r>
-        <w:rPr>
-          <w:rFonts w:ascii="Times New Roman" w:hAnsi="Times New Roman"/>
-          <w:sz w:val="22"/>
-        </w:rPr>
-        <w:t>istoensurethatmyremainsare</w:t>
-      </w:r>
-    </w:p>
-    <w:p>
-      <w:pPr>
-        <w:spacing w:after="40" w:line="240" w:lineRule="auto"/>
-      </w:pPr>
-      <w:r>
-        <w:rPr>
-          <w:rFonts w:ascii="Times New Roman" w:hAnsi="Times New Roman"/>
-          <w:sz w:val="22"/>
-        </w:rPr>
-        <w:t>(Initial)</w:t>
-      </w:r>
-    </w:p>
-    <w:p/>
-    <w:p>
-      <w:pPr>
-        <w:spacing w:after="40" w:line="240" w:lineRule="auto"/>
-      </w:pPr>
-      <w:r>
-        <w:rPr>
-          <w:rFonts w:ascii="Times New Roman" w:hAnsi="Times New Roman"/>
-          <w:sz w:val="22"/>
-        </w:rPr>
-        <w:t>Health CarePower ofAttorney ofWesleyDaleBrowning</w:t>
-      </w:r>
-    </w:p>
-    <w:p/>
-    <w:p>
-      <w:pPr>
-        <w:spacing w:after="40" w:line="240" w:lineRule="auto"/>
-      </w:pPr>
-      <w:r>
-        <w:rPr>
-          <w:rFonts w:ascii="Times New Roman" w:hAnsi="Times New Roman"/>
-          <w:sz w:val="22"/>
-        </w:rPr>
-        <w:t>Page 3of6</w:t>
-      </w:r>
-    </w:p>
-    <w:p>
-      <w:r>
-        <w:br w:type="page"/>
-      </w:r>
-    </w:p>
-    <w:p>
-      <w:pPr>
-        <w:spacing w:after="40" w:line="240" w:lineRule="auto"/>
-      </w:pPr>
-      <w:r>
-        <w:rPr>
-          <w:rFonts w:ascii="Times New Roman" w:hAnsi="Times New Roman"/>
-          <w:sz w:val="22"/>
-        </w:rPr>
-        <w:t>6.OrganDonation.</w:t>
-      </w:r>
-    </w:p>
-    <w:p/>
-    <w:p>
-      <w:pPr>
-        <w:spacing w:after="40" w:line="240" w:lineRule="auto"/>
-      </w:pPr>
-      <w:r>
-        <w:rPr>
-          <w:rFonts w:ascii="Times New Roman" w:hAnsi="Times New Roman"/>
-          <w:sz w:val="22"/>
-        </w:rPr>
-        <w:t>TotheextentIhavenotalreadymadevalidandenforceablearrangementsduringmylifetimethathave</w:t>
-      </w:r>
-    </w:p>
-    <w:p/>
-    <w:p>
-      <w:pPr>
-        <w:spacing w:after="40" w:line="240" w:lineRule="auto"/>
-      </w:pPr>
-      <w:r>
-        <w:rPr>
-          <w:rFonts w:ascii="Times New Roman" w:hAnsi="Times New Roman"/>
-          <w:sz w:val="22"/>
-        </w:rPr>
-        <w:t>donateanyneededorgansorparts;or</w:t>
-      </w:r>
-    </w:p>
-    <w:p>
-      <w:pPr>
-        <w:spacing w:after="40" w:line="240" w:lineRule="auto"/>
-      </w:pPr>
-      <w:r>
-        <w:rPr>
-          <w:rFonts w:ascii="Times New Roman" w:hAnsi="Times New Roman"/>
-          <w:sz w:val="22"/>
-        </w:rPr>
-        <w:t>(Initial)</w:t>
-      </w:r>
-    </w:p>
-    <w:p/>
-    <w:p>
-      <w:pPr>
-        <w:spacing w:after="40" w:line="240" w:lineRule="auto"/>
-      </w:pPr>
-      <w:r>
-        <w:rPr>
-          <w:rFonts w:ascii="Times New Roman" w:hAnsi="Times New Roman"/>
-          <w:sz w:val="22"/>
-        </w:rPr>
-        <w:t>donateonlythefollowing organsorparts:</w:t>
-      </w:r>
-    </w:p>
-    <w:p>
-      <w:pPr>
-        <w:spacing w:after="40" w:line="240" w:lineRule="auto"/>
-      </w:pPr>
-      <w:r>
-        <w:rPr>
-          <w:rFonts w:ascii="Times New Roman" w:hAnsi="Times New Roman"/>
-          <w:sz w:val="22"/>
-        </w:rPr>
-        <w:t>(Initial)</w:t>
-      </w:r>
-    </w:p>
-    <w:p>
-      <w:pPr>
-        <w:spacing w:after="40" w:line="240" w:lineRule="auto"/>
-        <w:jc w:val="center"/>
-      </w:pPr>
-      <w:r>
-        <w:rPr>
-          <w:rFonts w:ascii="Times New Roman" w:hAnsi="Times New Roman"/>
-          <w:b/>
-          <w:sz w:val="22"/>
-        </w:rPr>
-        <w:t>NOTE:DONOTINITIALBOTHBLOCKSABOVE.</w:t>
-      </w:r>
-    </w:p>
-    <w:p/>
-    <w:p>
-      <w:pPr>
-        <w:spacing w:after="40" w:line="240" w:lineRule="auto"/>
-      </w:pPr>
-      <w:r>
-        <w:rPr>
-          <w:rFonts w:ascii="Times New Roman" w:hAnsi="Times New Roman"/>
-          <w:sz w:val="22"/>
-        </w:rPr>
-        <w:t>donatemybodyforanatomical studyif needed.</w:t>
-      </w:r>
-    </w:p>
-    <w:p>
-      <w:pPr>
-        <w:spacing w:after="40" w:line="240" w:lineRule="auto"/>
-      </w:pPr>
-      <w:r>
-        <w:rPr>
-          <w:rFonts w:ascii="Times New Roman" w:hAnsi="Times New Roman"/>
-          <w:sz w:val="22"/>
-        </w:rPr>
-        <w:t>(Initial)</w:t>
-      </w:r>
-    </w:p>
-    <w:p>
-      <w:pPr>
-        <w:spacing w:after="40" w:line="240" w:lineRule="auto"/>
-      </w:pPr>
-      <w:r>
-        <w:rPr>
-          <w:rFonts w:ascii="Times New Roman" w:hAnsi="Times New Roman"/>
-          <w:sz w:val="22"/>
-        </w:rPr>
-        <w:t>Inexercisingtheauthoritytomakedonations,myhealthcareagent issubjecttothe</w:t>
-      </w:r>
-    </w:p>
-    <w:p>
-      <w:pPr>
-        <w:spacing w:after="40" w:line="240" w:lineRule="auto"/>
-      </w:pPr>
-      <w:r>
-        <w:rPr>
-          <w:rFonts w:ascii="Times New Roman" w:hAnsi="Times New Roman"/>
-          <w:sz w:val="22"/>
-        </w:rPr>
-        <w:t>following special provisionsand limitations:(Hereyou may include any specific</w:t>
-      </w:r>
-    </w:p>
-    <w:p>
-      <w:pPr>
-        <w:spacing w:after="40" w:line="240" w:lineRule="auto"/>
-      </w:pPr>
-      <w:r>
-        <w:rPr>
-          <w:rFonts w:ascii="Times New Roman" w:hAnsi="Times New Roman"/>
-          <w:sz w:val="22"/>
-        </w:rPr>
-        <w:t>limitationsyoudeemappropriatesuchas:limitingthegrantofauthorityandthescope</w:t>
-      </w:r>
-    </w:p>
-    <w:p>
-      <w:pPr>
-        <w:spacing w:after="40" w:line="240" w:lineRule="auto"/>
-      </w:pPr>
-      <w:r>
-        <w:rPr>
-          <w:rFonts w:ascii="Times New Roman" w:hAnsi="Times New Roman"/>
-          <w:sz w:val="22"/>
-        </w:rPr>
-        <w:t>ofauthority,orinstructionsregardinggiftsof thebody orbodyparts):</w:t>
-      </w:r>
-    </w:p>
-    <w:p>
-      <w:pPr>
-        <w:spacing w:after="40" w:line="240" w:lineRule="auto"/>
-      </w:pPr>
-      <w:r>
-        <w:rPr>
-          <w:rFonts w:ascii="Times New Roman" w:hAnsi="Times New Roman"/>
-          <w:sz w:val="22"/>
-        </w:rPr>
-        <w:t>(Initial)</w:t>
-      </w:r>
-    </w:p>
-    <w:p>
-      <w:pPr>
-        <w:spacing w:after="40" w:line="240" w:lineRule="auto"/>
-      </w:pPr>
-      <w:r>
-        <w:rPr>
-          <w:rFonts w:ascii="Times New Roman" w:hAnsi="Times New Roman"/>
-          <w:sz w:val="22"/>
-        </w:rPr>
-        <w:t>NOTE:DONOTinitialunlessyouinsertalimitation.</w:t>
-      </w:r>
-    </w:p>
-    <w:p>
-      <w:pPr>
-        <w:spacing w:after="40" w:line="240" w:lineRule="auto"/>
-        <w:jc w:val="center"/>
-      </w:pPr>
-      <w:r>
-        <w:rPr>
-          <w:rFonts w:ascii="Times New Roman" w:hAnsi="Times New Roman"/>
-          <w:b/>
-          <w:sz w:val="22"/>
-        </w:rPr>
-        <w:t>NOTE:NOAUTHORITYFORORGANDONATIONISGRANTEDINTHISINSTRUMENT</w:t>
-      </w:r>
-    </w:p>
-    <w:p>
-      <w:pPr>
-        <w:spacing w:after="40" w:line="240" w:lineRule="auto"/>
-        <w:jc w:val="center"/>
-      </w:pPr>
-      <w:r>
-        <w:rPr>
-          <w:rFonts w:ascii="Times New Roman" w:hAnsi="Times New Roman"/>
-          <w:b/>
-          <w:sz w:val="22"/>
-        </w:rPr>
-        <w:t>WITHOUTYOURINITIALS.</w:t>
-      </w:r>
-    </w:p>
-    <w:p>
-      <w:pPr>
-        <w:spacing w:after="40"/>
-      </w:pPr>
-      <w:r>
-        <w:rPr>
-          <w:rFonts w:ascii="Times New Roman" w:hAnsi="Times New Roman"/>
-          <w:sz w:val="22"/>
-        </w:rPr>
-        <w:t>__________________________________________</w:t>
-      </w:r>
-    </w:p>
-    <w:p>
-      <w:pPr>
-        <w:spacing w:after="40" w:line="240" w:lineRule="auto"/>
-      </w:pPr>
-      <w:r>
-        <w:rPr>
-          <w:rFonts w:ascii="Times New Roman" w:hAnsi="Times New Roman"/>
-          <w:sz w:val="22"/>
-        </w:rPr>
-        <w:t>7.GuardianshipProvision.</w:t>
-      </w:r>
-    </w:p>
-    <w:p/>
-    <w:p>
-      <w:pPr>
-        <w:spacing w:after="40" w:line="240" w:lineRule="auto"/>
-      </w:pPr>
-      <w:r>
-        <w:rPr>
-          <w:rFonts w:ascii="Times New Roman" w:hAnsi="Times New Roman"/>
-          <w:sz w:val="22"/>
-        </w:rPr>
-        <w:t>If itbecomesnecessaryforacourttoappointaguardianofmyperson,Inominatethepersons</w:t>
-      </w:r>
-    </w:p>
-    <w:p>
-      <w:pPr>
-        <w:spacing w:after="40" w:line="240" w:lineRule="auto"/>
-      </w:pPr>
-      <w:r>
-        <w:rPr>
-          <w:rFonts w:ascii="Times New Roman" w:hAnsi="Times New Roman"/>
-          <w:sz w:val="22"/>
-        </w:rPr>
-        <w:t>designatedinSection1,intheordernamed,tobetheguardianofmyperson,toservewithoutbond</w:t>
-      </w:r>
-    </w:p>
-    <w:p>
-      <w:pPr>
-        <w:spacing w:after="40" w:line="240" w:lineRule="auto"/>
-      </w:pPr>
-      <w:r>
-        <w:rPr>
-          <w:rFonts w:ascii="Times New Roman" w:hAnsi="Times New Roman"/>
-          <w:sz w:val="22"/>
-        </w:rPr>
-        <w:t>or security.The guardian shall act consistently with G.S.35A-1201(a)(5).</w:t>
-      </w:r>
-    </w:p>
-    <w:p>
-      <w:pPr>
-        <w:spacing w:after="40" w:line="240" w:lineRule="auto"/>
-      </w:pPr>
-      <w:r>
-        <w:rPr>
-          <w:rFonts w:ascii="Times New Roman" w:hAnsi="Times New Roman"/>
-          <w:sz w:val="22"/>
-        </w:rPr>
-        <w:t>8.RelianceofThirdPartiesonHealthCareAgent.</w:t>
-      </w:r>
-    </w:p>
-    <w:p/>
-    <w:p>
-      <w:pPr>
-        <w:spacing w:after="40" w:line="240" w:lineRule="auto"/>
-      </w:pPr>
-      <w:r>
-        <w:rPr>
-          <w:rFonts w:ascii="Times New Roman" w:hAnsi="Times New Roman"/>
-          <w:sz w:val="22"/>
-        </w:rPr>
-        <w:t>A.Noperson whorelies in good faithuponthe authority oforanyrepresentationsbymyhealthcare</w:t>
-      </w:r>
-    </w:p>
-    <w:p>
-      <w:pPr>
-        <w:spacing w:after="40" w:line="240" w:lineRule="auto"/>
-      </w:pPr>
-      <w:r>
-        <w:rPr>
-          <w:rFonts w:ascii="Times New Roman" w:hAnsi="Times New Roman"/>
-          <w:sz w:val="22"/>
-        </w:rPr>
-        <w:t>agentshallbeliabletome,myestate,myheirs,successors,assigns,orpersonal</w:t>
-      </w:r>
-    </w:p>
-    <w:p>
-      <w:pPr>
-        <w:spacing w:after="40" w:line="240" w:lineRule="auto"/>
-      </w:pPr>
-      <w:r>
-        <w:rPr>
-          <w:rFonts w:ascii="Times New Roman" w:hAnsi="Times New Roman"/>
-          <w:sz w:val="22"/>
-        </w:rPr>
-        <w:t>representatives,foractionsoromissionsinrelianceonthat authorityorthoserepresentations.</w:t>
-      </w:r>
-    </w:p>
-    <w:p>
-      <w:pPr>
-        <w:spacing w:after="40" w:line="240" w:lineRule="auto"/>
-      </w:pPr>
-      <w:r>
-        <w:rPr>
-          <w:rFonts w:ascii="Times New Roman" w:hAnsi="Times New Roman"/>
-          <w:sz w:val="22"/>
-        </w:rPr>
-        <w:t>B.Thepowersconferredonmyhealthcare agentbythisdocumentmaybeexercisedbymyhealth</w:t>
-      </w:r>
-    </w:p>
-    <w:p>
-      <w:pPr>
-        <w:spacing w:after="40" w:line="240" w:lineRule="auto"/>
-      </w:pPr>
-      <w:r>
-        <w:rPr>
-          <w:rFonts w:ascii="Times New Roman" w:hAnsi="Times New Roman"/>
-          <w:sz w:val="22"/>
-        </w:rPr>
-        <w:t>grantedinthisdocumentmaybeacceptedbypersons asfullyauthorized bymeandwith the</w:t>
-      </w:r>
-    </w:p>
-    <w:p>
-      <w:pPr>
-        <w:spacing w:after="40" w:line="240" w:lineRule="auto"/>
-      </w:pPr>
-      <w:r>
-        <w:rPr>
-          <w:rFonts w:ascii="Times New Roman" w:hAnsi="Times New Roman"/>
-          <w:sz w:val="22"/>
-        </w:rPr>
-        <w:t>sameforceandeffectasifIwerepersonallypresent,competent,andactingonmyownbehalf.</w:t>
-      </w:r>
-    </w:p>
-    <w:p>
-      <w:pPr>
-        <w:spacing w:after="40" w:line="240" w:lineRule="auto"/>
-      </w:pPr>
-      <w:r>
-        <w:rPr>
-          <w:rFonts w:ascii="Times New Roman" w:hAnsi="Times New Roman"/>
-          <w:sz w:val="22"/>
-        </w:rPr>
-        <w:t>Allactsperformed ingoodfaithbymyhealthcareagentpursuanttothispowerofattorneyare</w:t>
-      </w:r>
-    </w:p>
-    <w:p>
-      <w:pPr>
-        <w:spacing w:after="40" w:line="240" w:lineRule="auto"/>
-      </w:pPr>
-      <w:r>
-        <w:rPr>
-          <w:rFonts w:ascii="Times New Roman" w:hAnsi="Times New Roman"/>
-          <w:sz w:val="22"/>
-        </w:rPr>
-        <w:t>donewithmyconsentandshallhavethesamevalidityandeffectasifIwerepresentand</w:t>
-      </w:r>
-    </w:p>
-    <w:p>
-      <w:pPr>
-        <w:spacing w:after="40" w:line="240" w:lineRule="auto"/>
-      </w:pPr>
-      <w:r>
-        <w:rPr>
-          <w:rFonts w:ascii="Times New Roman" w:hAnsi="Times New Roman"/>
-          <w:sz w:val="22"/>
-        </w:rPr>
-        <w:t>exercised thepowersmyself andshall inuretothebenefitof andbindme,myestate,myheirs,</w:t>
-      </w:r>
-    </w:p>
-    <w:p>
-      <w:pPr>
-        <w:spacing w:after="40" w:line="240" w:lineRule="auto"/>
-      </w:pPr>
-      <w:r>
-        <w:rPr>
-          <w:rFonts w:ascii="Times New Roman" w:hAnsi="Times New Roman"/>
-          <w:sz w:val="22"/>
-        </w:rPr>
-        <w:t>successors,assigns,andpersonalrepresentatives.Theauthorityofmyhealthcareagent</w:t>
-      </w:r>
-    </w:p>
-    <w:p>
-      <w:pPr>
-        <w:spacing w:after="40" w:line="240" w:lineRule="auto"/>
-      </w:pPr>
-      <w:r>
-        <w:rPr>
-          <w:rFonts w:ascii="Times New Roman" w:hAnsi="Times New Roman"/>
-          <w:sz w:val="22"/>
-        </w:rPr>
-        <w:t>pursuanttothispowerofattorneyshallbesuperiortoandbindinguponmyfamily,relatives,</w:t>
-      </w:r>
-    </w:p>
-    <w:p>
-      <w:pPr>
-        <w:spacing w:after="40" w:line="240" w:lineRule="auto"/>
-      </w:pPr>
-      <w:r>
-        <w:rPr>
-          <w:rFonts w:ascii="Times New Roman" w:hAnsi="Times New Roman"/>
-          <w:sz w:val="22"/>
-        </w:rPr>
-        <w:t>friends,and others.</w:t>
-      </w:r>
-    </w:p>
-    <w:p/>
-    <w:p>
-      <w:pPr>
-        <w:spacing w:after="40" w:line="240" w:lineRule="auto"/>
-      </w:pPr>
-      <w:r>
-        <w:rPr>
-          <w:rFonts w:ascii="Times New Roman" w:hAnsi="Times New Roman"/>
-          <w:sz w:val="22"/>
-        </w:rPr>
-        <w:t>HealthCarePowerofAttorneyofWesleyDaleBrowning</w:t>
-      </w:r>
-    </w:p>
-    <w:p/>
-    <w:p>
-      <w:pPr>
-        <w:spacing w:after="40" w:line="240" w:lineRule="auto"/>
-      </w:pPr>
-      <w:r>
-        <w:rPr>
-          <w:rFonts w:ascii="Times New Roman" w:hAnsi="Times New Roman"/>
-          <w:sz w:val="22"/>
-        </w:rPr>
-        <w:t>Page 4 of 6</w:t>
-      </w:r>
-    </w:p>
-    <w:p>
-      <w:r>
-        <w:br w:type="page"/>
-      </w:r>
-    </w:p>
-    <w:p>
-      <w:pPr>
-        <w:spacing w:after="40" w:line="240" w:lineRule="auto"/>
-      </w:pPr>
-      <w:r>
-        <w:rPr>
-          <w:rFonts w:ascii="Times New Roman" w:hAnsi="Times New Roman"/>
-          <w:sz w:val="22"/>
-        </w:rPr>
-        <w:t>9.MiscellaneousProvisions.</w:t>
-      </w:r>
-    </w:p>
-    <w:p/>
-    <w:p>
-      <w:pPr>
-        <w:spacing w:after="40" w:line="240" w:lineRule="auto"/>
-      </w:pPr>
-      <w:r>
-        <w:rPr>
-          <w:rFonts w:ascii="Times New Roman" w:hAnsi="Times New Roman"/>
-          <w:sz w:val="22"/>
-        </w:rPr>
-        <w:t>A.RevocationofPriorPowersofAttorney.Irevoke anypriorhealthcarepowerof attorney.The</w:t>
-      </w:r>
-    </w:p>
-    <w:p>
-      <w:pPr>
-        <w:spacing w:after="40" w:line="240" w:lineRule="auto"/>
-      </w:pPr>
-      <w:r>
-        <w:rPr>
-          <w:rFonts w:ascii="Times New Roman" w:hAnsi="Times New Roman"/>
-          <w:sz w:val="22"/>
-        </w:rPr>
-        <w:t>precedingsentenceisnotintendedtorevokeanygeneralpowersofattorney,someof the</w:t>
-      </w:r>
-    </w:p>
-    <w:p>
-      <w:pPr>
-        <w:spacing w:after="40" w:line="240" w:lineRule="auto"/>
-      </w:pPr>
-      <w:r>
-        <w:rPr>
-          <w:rFonts w:ascii="Times New Roman" w:hAnsi="Times New Roman"/>
-          <w:sz w:val="22"/>
-        </w:rPr>
-        <w:t>provisionsofwhichmayrelatetohealthcare;however,thispowerofattorheyshalltake</w:t>
-      </w:r>
-    </w:p>
-    <w:p>
-      <w:pPr>
-        <w:spacing w:after="40" w:line="240" w:lineRule="auto"/>
-      </w:pPr>
-      <w:r>
-        <w:rPr>
-          <w:rFonts w:ascii="Times New Roman" w:hAnsi="Times New Roman"/>
-          <w:sz w:val="22"/>
-        </w:rPr>
-        <w:t>precedenceoveranyhealthcareprovisionsinanyvalidgeneralpowerof attorneyIhavenot</w:t>
-      </w:r>
-    </w:p>
-    <w:p>
-      <w:pPr>
-        <w:spacing w:after="40" w:line="240" w:lineRule="auto"/>
-      </w:pPr>
-      <w:r>
-        <w:rPr>
-          <w:rFonts w:ascii="Times New Roman" w:hAnsi="Times New Roman"/>
-          <w:sz w:val="22"/>
-        </w:rPr>
-        <w:t>revoked.</w:t>
-      </w:r>
-    </w:p>
-    <w:p/>
-    <w:p>
-      <w:pPr>
-        <w:spacing w:after="40" w:line="240" w:lineRule="auto"/>
-      </w:pPr>
-      <w:r>
-        <w:rPr>
-          <w:rFonts w:ascii="Times New Roman" w:hAnsi="Times New Roman"/>
-          <w:sz w:val="22"/>
-        </w:rPr>
-        <w:t>B.Jurisdiction,Severability andDurability.ThisHealthCarePowerofAttormeyisintended tobe</w:t>
-      </w:r>
-    </w:p>
-    <w:p>
-      <w:pPr>
-        <w:spacing w:after="40" w:line="240" w:lineRule="auto"/>
-      </w:pPr>
-      <w:r>
-        <w:rPr>
-          <w:rFonts w:ascii="Times New Roman" w:hAnsi="Times New Roman"/>
-          <w:sz w:val="22"/>
-        </w:rPr>
-        <w:t>validinanyjurisdictioninwhichit ispresented.Thepowersdelegatedunderthispowerof</w:t>
-      </w:r>
-    </w:p>
-    <w:p>
-      <w:pPr>
-        <w:spacing w:after="40" w:line="240" w:lineRule="auto"/>
-      </w:pPr>
-      <w:r>
-        <w:rPr>
-          <w:rFonts w:ascii="Times New Roman" w:hAnsi="Times New Roman"/>
-          <w:sz w:val="22"/>
-        </w:rPr>
-        <w:t>attorneyareseverable,sothattheinvalidityofoneormorepowersshallnotaffectanyothers.</w:t>
-      </w:r>
-    </w:p>
-    <w:p>
-      <w:pPr>
-        <w:spacing w:after="40" w:line="240" w:lineRule="auto"/>
-      </w:pPr>
-      <w:r>
-        <w:rPr>
-          <w:rFonts w:ascii="Times New Roman" w:hAnsi="Times New Roman"/>
-          <w:sz w:val="22"/>
-        </w:rPr>
-        <w:t>Thispowerof attorneyshallnotbeaffectedorrevokedby my incapacityor mental incompetence.</w:t>
-      </w:r>
-    </w:p>
-    <w:p>
-      <w:pPr>
-        <w:spacing w:after="40" w:line="240" w:lineRule="auto"/>
-      </w:pPr>
-      <w:r>
-        <w:rPr>
-          <w:rFonts w:ascii="Times New Roman" w:hAnsi="Times New Roman"/>
-          <w:sz w:val="22"/>
-        </w:rPr>
-        <w:t>C.HealthCareAgentNotLiable.Myhealthcare agent andmyhealthcare agent'sestate,heirs,</w:t>
-      </w:r>
-    </w:p>
-    <w:p>
-      <w:pPr>
-        <w:spacing w:after="40" w:line="240" w:lineRule="auto"/>
-      </w:pPr>
-      <w:r>
-        <w:rPr>
-          <w:rFonts w:ascii="Times New Roman" w:hAnsi="Times New Roman"/>
-          <w:sz w:val="22"/>
-        </w:rPr>
-        <w:t>successors,andassignsareherebyreleasedandforeverdischargedbyme,myestate,myheirs,</w:t>
-      </w:r>
-    </w:p>
-    <w:p>
-      <w:pPr>
-        <w:spacing w:after="40" w:line="240" w:lineRule="auto"/>
-      </w:pPr>
-      <w:r>
-        <w:rPr>
-          <w:rFonts w:ascii="Times New Roman" w:hAnsi="Times New Roman"/>
-          <w:sz w:val="22"/>
-        </w:rPr>
-        <w:t>successors,assignsandpersonalrepresentativesfromall liabilityandfromallclaimsordemands</w:t>
-      </w:r>
-    </w:p>
-    <w:p>
-      <w:pPr>
-        <w:spacing w:after="40" w:line="240" w:lineRule="auto"/>
-      </w:pPr>
-      <w:r>
-        <w:rPr>
-          <w:rFonts w:ascii="Times New Roman" w:hAnsi="Times New Roman"/>
-          <w:sz w:val="22"/>
-        </w:rPr>
-        <w:t>ofallkindsarisingoutofmyhealthcareagent'sactsoromissions,except formyhealthcare</w:t>
-      </w:r>
-    </w:p>
-    <w:p>
-      <w:pPr>
-        <w:spacing w:after="40" w:line="240" w:lineRule="auto"/>
-      </w:pPr>
-      <w:r>
-        <w:rPr>
-          <w:rFonts w:ascii="Times New Roman" w:hAnsi="Times New Roman"/>
-          <w:sz w:val="22"/>
-        </w:rPr>
-        <w:t>agent'swillfulmisconductorgrossnegligence.</w:t>
-      </w:r>
-    </w:p>
-    <w:p/>
-    <w:p>
-      <w:pPr>
-        <w:spacing w:after="40" w:line="240" w:lineRule="auto"/>
-      </w:pPr>
-      <w:r>
-        <w:rPr>
-          <w:rFonts w:ascii="Times New Roman" w:hAnsi="Times New Roman"/>
-          <w:sz w:val="22"/>
-        </w:rPr>
-        <w:t>entity,institution，orfacilityactingingoodfaithinrelianceontheauthorityofmyhealthcareagent</w:t>
-      </w:r>
-    </w:p>
-    <w:p>
-      <w:pPr>
-        <w:spacing w:after="40" w:line="240" w:lineRule="auto"/>
-      </w:pPr>
-      <w:r>
-        <w:rPr>
-          <w:rFonts w:ascii="Times New Roman" w:hAnsi="Times New Roman"/>
-          <w:sz w:val="22"/>
-        </w:rPr>
-        <w:t>pursuanttothisHealthCarePowerofAttorneyshallbeconsideredsuicide，northecauseofmy</w:t>
-      </w:r>
-    </w:p>
-    <w:p>
-      <w:pPr>
-        <w:spacing w:after="40" w:line="240" w:lineRule="auto"/>
-      </w:pPr>
-      <w:r>
-        <w:rPr>
-          <w:rFonts w:ascii="Times New Roman" w:hAnsi="Times New Roman"/>
-          <w:sz w:val="22"/>
-        </w:rPr>
-        <w:t>deathforanycivil orcriminalpurposes,norshallitbeconsideredunprofessionalconductoras</w:t>
-      </w:r>
-    </w:p>
-    <w:p>
-      <w:pPr>
-        <w:spacing w:after="40" w:line="240" w:lineRule="auto"/>
-      </w:pPr>
-      <w:r>
-        <w:rPr>
-          <w:rFonts w:ascii="Times New Roman" w:hAnsi="Times New Roman"/>
-          <w:sz w:val="22"/>
-        </w:rPr>
-        <w:t>orcivil liabilityisassertedbecauseofconductauthorizedbythisHealthCarePowerofAttorney</w:t>
-      </w:r>
-    </w:p>
-    <w:p>
-      <w:pPr>
-        <w:spacing w:after="40" w:line="240" w:lineRule="auto"/>
-      </w:pPr>
-      <w:r>
-        <w:rPr>
-          <w:rFonts w:ascii="Times New Roman" w:hAnsi="Times New Roman"/>
-          <w:sz w:val="22"/>
-        </w:rPr>
-        <w:t>mayinterposethisdocumentasadefense.</w:t>
-      </w:r>
-    </w:p>
-    <w:p>
-      <w:pPr>
-        <w:spacing w:after="40" w:line="240" w:lineRule="auto"/>
-      </w:pPr>
-      <w:r>
-        <w:rPr>
-          <w:rFonts w:ascii="Times New Roman" w:hAnsi="Times New Roman"/>
-          <w:sz w:val="22"/>
-        </w:rPr>
-        <w:t>E.Reimbursement.Myhealthcareagentshallbeentitledtoreimbursement forallreasonable</w:t>
-      </w:r>
-    </w:p>
-    <w:p/>
-    <w:p>
-      <w:pPr>
-        <w:spacing w:after="40" w:line="240" w:lineRule="auto"/>
-      </w:pPr>
-      <w:r>
-        <w:rPr>
-          <w:rFonts w:ascii="Times New Roman" w:hAnsi="Times New Roman"/>
-          <w:sz w:val="22"/>
-        </w:rPr>
-        <w:t>By signinghere,IindicatethatIammentallyalertandcompetent,fullyinformedastothecontentsof this</w:t>
-      </w:r>
-    </w:p>
-    <w:p>
-      <w:pPr>
-        <w:spacing w:after="40" w:line="240" w:lineRule="auto"/>
-      </w:pPr>
-      <w:r>
-        <w:rPr>
-          <w:rFonts w:ascii="Times New Roman" w:hAnsi="Times New Roman"/>
-          <w:sz w:val="22"/>
-        </w:rPr>
-        <w:t>document,andunderstand thefull importof thisgrantofpowerstomyhealthcareagent.</w:t>
-      </w:r>
-    </w:p>
-    <w:p>
-      <w:pPr>
-        <w:spacing w:after="40" w:line="240" w:lineRule="auto"/>
-      </w:pPr>
-      <w:r>
-        <w:rPr>
-          <w:rFonts w:ascii="Times New Roman" w:hAnsi="Times New Roman"/>
-          <w:sz w:val="22"/>
-        </w:rPr>
-        <w:t>This the'ZL day of June, 2023.</w:t>
-      </w:r>
-    </w:p>
-    <w:p/>
-    <w:p>
-      <w:pPr>
-        <w:spacing w:after="40" w:line="240" w:lineRule="auto"/>
-        <w:jc w:val="center"/>
-      </w:pPr>
-      <w:r>
-        <w:rPr>
-          <w:rFonts w:ascii="Times New Roman" w:hAnsi="Times New Roman"/>
-          <w:b/>
-          <w:sz w:val="22"/>
-        </w:rPr>
-        <w:t>(SEAL)</w:t>
-      </w:r>
-    </w:p>
-    <w:p>
-      <w:pPr>
-        <w:spacing w:after="40" w:line="240" w:lineRule="auto"/>
-      </w:pPr>
-      <w:r>
-        <w:rPr>
-          <w:rFonts w:ascii="Times New Roman" w:hAnsi="Times New Roman"/>
-          <w:sz w:val="22"/>
-        </w:rPr>
-        <w:t>WesleyDaleBrowning</w:t>
-      </w:r>
-    </w:p>
-    <w:p/>
-    <w:p>
-      <w:pPr>
-        <w:spacing w:after="40" w:line="240" w:lineRule="auto"/>
-      </w:pPr>
-      <w:r>
-        <w:rPr>
-          <w:rFonts w:ascii="Times New Roman" w:hAnsi="Times New Roman"/>
-          <w:sz w:val="22"/>
-        </w:rPr>
-        <w:t>HealthCarePowerofAttorneyofWesleyDaleBrowning</w:t>
-      </w:r>
-    </w:p>
-    <w:p>
-      <w:pPr>
-        <w:spacing w:after="40" w:line="240" w:lineRule="auto"/>
-      </w:pPr>
-      <w:r>
-        <w:rPr>
-          <w:rFonts w:ascii="Times New Roman" w:hAnsi="Times New Roman"/>
-          <w:sz w:val="22"/>
-        </w:rPr>
-        <w:t>Page5of6</w:t>
-      </w:r>
-    </w:p>
-    <w:p>
-      <w:r>
-        <w:br w:type="page"/>
-      </w:r>
-    </w:p>
-    <w:p>
-      <w:pPr>
-        <w:spacing w:after="40" w:line="240" w:lineRule="auto"/>
-      </w:pPr>
-      <w:r>
-        <w:rPr>
-          <w:rFonts w:ascii="Times New Roman" w:hAnsi="Times New Roman"/>
-          <w:sz w:val="22"/>
-        </w:rPr>
-        <w:t>IherebystatethattheprincipalWesleyDaleBrowning,beingofsoundmind,signedtheforegoing</w:t>
-      </w:r>
-    </w:p>
-    <w:p>
-      <w:pPr>
-        <w:spacing w:after="40"/>
-      </w:pPr>
-      <w:r>
-        <w:rPr>
-          <w:rFonts w:ascii="Times New Roman" w:hAnsi="Times New Roman"/>
-          <w:sz w:val="22"/>
-        </w:rPr>
-        <w:t>__________________________________________</w:t>
-      </w:r>
-    </w:p>
-    <w:p>
-      <w:pPr>
-        <w:spacing w:after="40" w:line="240" w:lineRule="auto"/>
-      </w:pPr>
-      <w:r>
-        <w:rPr>
-          <w:rFonts w:ascii="Times New Roman" w:hAnsi="Times New Roman"/>
-          <w:sz w:val="22"/>
-        </w:rPr>
-        <w:t>HealthCarePowerofAttormeyinmypresence,andthatIamnotrelatedtotheprincipalbybloodor</w:t>
-      </w:r>
-    </w:p>
-    <w:p>
-      <w:pPr>
-        <w:spacing w:after="40" w:line="240" w:lineRule="auto"/>
-      </w:pPr>
-      <w:r>
-        <w:rPr>
-          <w:rFonts w:ascii="Times New Roman" w:hAnsi="Times New Roman"/>
-          <w:sz w:val="22"/>
-        </w:rPr>
-        <w:t>marriage,andIwouldnotbeentitledtoanyportionof theestateoftheprincipalunderanyexistingwillor</w:t>
-      </w:r>
-    </w:p>
-    <w:p>
-      <w:pPr>
-        <w:spacing w:after="40" w:line="240" w:lineRule="auto"/>
-      </w:pPr>
-      <w:r>
-        <w:rPr>
-          <w:rFonts w:ascii="Times New Roman" w:hAnsi="Times New Roman"/>
-          <w:sz w:val="22"/>
-        </w:rPr>
-        <w:t>codicilof theprincipal orasanheirundertheIntestateSuccessionAct,if theprihcipaldiedonthisdate</w:t>
-      </w:r>
-    </w:p>
-    <w:p>
-      <w:pPr>
-        <w:spacing w:after="40" w:line="240" w:lineRule="auto"/>
-      </w:pPr>
-      <w:r>
-        <w:rPr>
-          <w:rFonts w:ascii="Times New Roman" w:hAnsi="Times New Roman"/>
-          <w:sz w:val="22"/>
-        </w:rPr>
-        <w:t>withoutawill.IalsostatethatIamnot theprincipal'sattendingphysicianormentai healthtreatment</w:t>
-      </w:r>
-    </w:p>
-    <w:p>
-      <w:pPr>
-        <w:spacing w:after="40" w:line="240" w:lineRule="auto"/>
-      </w:pPr>
-      <w:r>
-        <w:rPr>
-          <w:rFonts w:ascii="Times New Roman" w:hAnsi="Times New Roman"/>
-          <w:sz w:val="22"/>
-        </w:rPr>
-        <w:t>providerwhois(1)anemployeeof theprincipal'sattendingphysicianormentalhealthtreatmentprovider,</w:t>
-      </w:r>
-    </w:p>
-    <w:p>
-      <w:pPr>
-        <w:spacing w:after="40" w:line="240" w:lineRule="auto"/>
-      </w:pPr>
-      <w:r>
-        <w:rPr>
-          <w:rFonts w:ascii="Times New Roman" w:hAnsi="Times New Roman"/>
-          <w:sz w:val="22"/>
-        </w:rPr>
-        <w:t>(2)anemployeeof thehealthfacilityinwhichtheprincipal isapatient,or(3)anemployeeofanursing</w:t>
-      </w:r>
-    </w:p>
-    <w:p>
-      <w:pPr>
-        <w:spacing w:after="40" w:line="240" w:lineRule="auto"/>
-      </w:pPr>
-      <w:r>
-        <w:rPr>
-          <w:rFonts w:ascii="Times New Roman" w:hAnsi="Times New Roman"/>
-          <w:sz w:val="22"/>
-        </w:rPr>
-        <w:t>homeoranyadultcarehomewheretheprincipalresides.IfurtherstatethatIdonothaveanyclaim</w:t>
-      </w:r>
-    </w:p>
-    <w:p>
-      <w:pPr>
-        <w:spacing w:after="40" w:line="240" w:lineRule="auto"/>
-      </w:pPr>
-      <w:r>
-        <w:rPr>
-          <w:rFonts w:ascii="Times New Roman" w:hAnsi="Times New Roman"/>
-          <w:sz w:val="22"/>
-        </w:rPr>
-        <w:t>againsttheprincipalortheestateoftheprincipal.</w:t>
-      </w:r>
-    </w:p>
-    <w:p/>
-    <w:p>
-      <w:pPr>
-        <w:spacing w:after="40" w:line="240" w:lineRule="auto"/>
-      </w:pPr>
-      <w:r>
-        <w:rPr>
-          <w:rFonts w:ascii="Times New Roman" w:hAnsi="Times New Roman"/>
-          <w:sz w:val="22"/>
-        </w:rPr>
-        <w:t>Date</w:t>
-      </w:r>
-    </w:p>
-    <w:p>
-      <w:pPr>
-        <w:spacing w:after="40" w:line="240" w:lineRule="auto"/>
-      </w:pPr>
-      <w:r>
-        <w:rPr>
-          <w:rFonts w:ascii="Times New Roman" w:hAnsi="Times New Roman"/>
-          <w:sz w:val="22"/>
-        </w:rPr>
-        <w:t>MarkMcintyre,Witness</w:t>
-      </w:r>
-    </w:p>
-    <w:p>
-      <w:pPr>
-        <w:spacing w:after="40"/>
-      </w:pPr>
-      <w:r>
-        <w:rPr>
-          <w:rFonts w:ascii="Times New Roman" w:hAnsi="Times New Roman"/>
-          <w:sz w:val="22"/>
-        </w:rPr>
-        <w:t>__________________________________________</w:t>
-      </w:r>
-    </w:p>
-    <w:p>
-      <w:pPr>
-        <w:spacing w:after="40" w:line="240" w:lineRule="auto"/>
-        <w:jc w:val="center"/>
-      </w:pPr>
-      <w:r>
-        <w:rPr>
-          <w:rFonts w:ascii="Times New Roman" w:hAnsi="Times New Roman"/>
-          <w:b/>
-          <w:sz w:val="22"/>
-        </w:rPr>
-        <w:t>G/21/0023</w:t>
-      </w:r>
-    </w:p>
-    <w:p>
-      <w:pPr>
-        <w:spacing w:after="40" w:line="240" w:lineRule="auto"/>
-        <w:jc w:val="center"/>
-      </w:pPr>
-      <w:r>
-        <w:rPr>
-          <w:rFonts w:ascii="Times New Roman" w:hAnsi="Times New Roman"/>
-          <w:b/>
-          <w:sz w:val="22"/>
-        </w:rPr>
-        <w:t>B</w:t>
-      </w:r>
-    </w:p>
-    <w:p>
-      <w:pPr>
-        <w:spacing w:after="40" w:line="240" w:lineRule="auto"/>
-      </w:pPr>
-      <w:r>
-        <w:rPr>
-          <w:rFonts w:ascii="Times New Roman" w:hAnsi="Times New Roman"/>
-          <w:sz w:val="22"/>
-        </w:rPr>
-        <w:t>Date</w:t>
-      </w:r>
-    </w:p>
-    <w:p>
-      <w:pPr>
-        <w:spacing w:after="40" w:line="240" w:lineRule="auto"/>
-      </w:pPr>
-      <w:r>
-        <w:rPr>
-          <w:rFonts w:ascii="Times New Roman" w:hAnsi="Times New Roman"/>
-          <w:sz w:val="22"/>
-        </w:rPr>
-        <w:t>BenjaminBurroughs-Murray,Witness</w:t>
-      </w:r>
-    </w:p>
-    <w:p>
-      <w:pPr>
-        <w:spacing w:after="40"/>
-      </w:pPr>
-      <w:r>
-        <w:rPr>
-          <w:rFonts w:ascii="Times New Roman" w:hAnsi="Times New Roman"/>
-          <w:sz w:val="22"/>
-        </w:rPr>
-        <w:t>__________________________________________</w:t>
-      </w:r>
-    </w:p>
-    <w:p/>
-    <w:p>
-      <w:pPr>
-        <w:spacing w:after="40" w:line="240" w:lineRule="auto"/>
-        <w:jc w:val="center"/>
-      </w:pPr>
-      <w:r>
-        <w:rPr>
-          <w:rFonts w:ascii="Times New Roman" w:hAnsi="Times New Roman"/>
-          <w:b/>
-          <w:sz w:val="22"/>
-        </w:rPr>
-        <w:t>STATEOFNORTHCAROLINA</w:t>
-      </w:r>
-    </w:p>
-    <w:p>
-      <w:pPr>
-        <w:spacing w:after="40" w:line="240" w:lineRule="auto"/>
-        <w:jc w:val="center"/>
-      </w:pPr>
-      <w:r>
-        <w:rPr>
-          <w:rFonts w:ascii="Times New Roman" w:hAnsi="Times New Roman"/>
-          <w:b/>
-          <w:sz w:val="22"/>
-        </w:rPr>
-        <w:t>WAKECOUNTY</w:t>
-      </w:r>
-    </w:p>
-    <w:p/>
-    <w:p>
-      <w:pPr>
-        <w:spacing w:after="40" w:line="240" w:lineRule="auto"/>
-      </w:pPr>
-      <w:r>
-        <w:rPr>
-          <w:rFonts w:ascii="Times New Roman" w:hAnsi="Times New Roman"/>
-          <w:sz w:val="22"/>
-        </w:rPr>
-        <w:t>Swornto(oraffirmed)andsubscribedbeforemethisdaybyWesleyDaleBrowning,Mark</w:t>
-      </w:r>
-    </w:p>
-    <w:p>
-      <w:pPr>
-        <w:spacing w:after="40"/>
-      </w:pPr>
-      <w:r>
-        <w:rPr>
-          <w:rFonts w:ascii="Times New Roman" w:hAnsi="Times New Roman"/>
-          <w:sz w:val="22"/>
-        </w:rPr>
-        <w:t>__________________________________________</w:t>
-      </w:r>
-    </w:p>
-    <w:p>
-      <w:pPr>
-        <w:spacing w:after="40" w:line="240" w:lineRule="auto"/>
-      </w:pPr>
-      <w:r>
-        <w:rPr>
-          <w:rFonts w:ascii="Times New Roman" w:hAnsi="Times New Roman"/>
-          <w:sz w:val="22"/>
-        </w:rPr>
-        <w:t>MclntyreandBenjaminBurroughs-Murray.</w:t>
-      </w:r>
-    </w:p>
-    <w:p>
-      <w:pPr>
-        <w:spacing w:after="40" w:line="240" w:lineRule="auto"/>
-      </w:pPr>
-      <w:r>
-        <w:rPr>
-          <w:rFonts w:ascii="Times New Roman" w:hAnsi="Times New Roman"/>
-          <w:sz w:val="22"/>
-        </w:rPr>
-        <w:t>This the Zi_, day of June 2023.</w:t>
-      </w:r>
-    </w:p>
-    <w:p/>
-    <w:p>
-      <w:pPr>
-        <w:spacing w:after="40" w:line="240" w:lineRule="auto"/>
-      </w:pPr>
-      <w:r>
-        <w:rPr>
-          <w:rFonts w:ascii="Times New Roman" w:hAnsi="Times New Roman"/>
-          <w:sz w:val="22"/>
-        </w:rPr>
-        <w:t>A.JustinEldreth,NotaryPublic</w:t>
-      </w:r>
-    </w:p>
-    <w:p>
-      <w:pPr>
-        <w:spacing w:after="40" w:line="240" w:lineRule="auto"/>
-      </w:pPr>
-      <w:r>
-        <w:rPr>
-          <w:rFonts w:ascii="Times New Roman" w:hAnsi="Times New Roman"/>
-          <w:sz w:val="22"/>
-        </w:rPr>
-        <w:t>NotaryPublic</w:t>
-      </w:r>
-    </w:p>
-    <w:p>
-      <w:pPr>
-        <w:spacing w:after="40" w:line="240" w:lineRule="auto"/>
-      </w:pPr>
-      <w:r>
-        <w:rPr>
-          <w:rFonts w:ascii="Times New Roman" w:hAnsi="Times New Roman"/>
-          <w:sz w:val="22"/>
-        </w:rPr>
-        <w:t>Wake</w:t>
-      </w:r>
-    </w:p>
-    <w:p>
-      <w:pPr>
-        <w:spacing w:after="40" w:line="240" w:lineRule="auto"/>
-      </w:pPr>
-      <w:r>
-        <w:rPr>
-          <w:rFonts w:ascii="Times New Roman" w:hAnsi="Times New Roman"/>
-          <w:sz w:val="22"/>
-        </w:rPr>
-        <w:t>My commission expires:09/03/2027</w:t>
-      </w:r>
-    </w:p>
-    <w:p>
-      <w:pPr>
-        <w:spacing w:after="40"/>
-      </w:pPr>
-      <w:r>
-        <w:rPr>
-          <w:rFonts w:ascii="Times New Roman" w:hAnsi="Times New Roman"/>
-          <w:sz w:val="22"/>
-        </w:rPr>
-        <w:t>__________________________________________</w:t>
-      </w:r>
-    </w:p>
-    <w:p>
-      <w:pPr>
-        <w:spacing w:after="40" w:line="240" w:lineRule="auto"/>
-      </w:pPr>
-      <w:r>
-        <w:rPr>
-          <w:rFonts w:ascii="Times New Roman" w:hAnsi="Times New Roman"/>
-          <w:sz w:val="22"/>
-        </w:rPr>
-        <w:t>County</w:t>
-      </w:r>
-    </w:p>
-    <w:p>
-      <w:pPr>
-        <w:spacing w:after="40" w:line="240" w:lineRule="auto"/>
-      </w:pPr>
-      <w:r>
-        <w:rPr>
-          <w:rFonts w:ascii="Times New Roman" w:hAnsi="Times New Roman"/>
-          <w:sz w:val="22"/>
-        </w:rPr>
-        <w:t>My Comm.Exp.</w:t>
-      </w:r>
-    </w:p>
-    <w:p>
-      <w:pPr>
-        <w:spacing w:after="40" w:line="240" w:lineRule="auto"/>
-      </w:pPr>
-      <w:r>
-        <w:rPr>
-          <w:rFonts w:ascii="Times New Roman" w:hAnsi="Times New Roman"/>
-          <w:sz w:val="22"/>
-        </w:rPr>
-        <w:t>09-03-2027</w:t>
-      </w:r>
-    </w:p>
-    <w:p/>
-    <w:p>
-      <w:pPr>
-        <w:spacing w:after="40" w:line="240" w:lineRule="auto"/>
-      </w:pPr>
-      <w:r>
-        <w:rPr>
-          <w:rFonts w:ascii="Times New Roman" w:hAnsi="Times New Roman"/>
-          <w:sz w:val="22"/>
-        </w:rPr>
-        <w:t>HealthCarePowerofAttorneyofWesleyDaleBrowning</w:t>
-      </w:r>
-    </w:p>
-    <w:p/>
-    <w:p>
-      <w:pPr>
-        <w:spacing w:after="40" w:line="240" w:lineRule="auto"/>
-      </w:pPr>
-      <w:r>
-        <w:rPr>
-          <w:rFonts w:ascii="Times New Roman" w:hAnsi="Times New Roman"/>
-          <w:sz w:val="22"/>
-        </w:rPr>
-        <w:t>Page 6 of6</w:t>
+        <w:drawing>
+          <wp:inline xmlns:a="http://schemas.openxmlformats.org/drawingml/2006/main" xmlns:pic="http://schemas.openxmlformats.org/drawingml/2006/picture">
+            <wp:extent cx="7315200" cy="9338553"/>
+            <wp:docPr id="6" name="Picture 6"/>
+            <wp:cNvGraphicFramePr>
+              <a:graphicFrameLocks noChangeAspect="1"/>
+            </wp:cNvGraphicFramePr>
+            <a:graphic>
+              <a:graphicData uri="http://schemas.openxmlformats.org/drawingml/2006/picture">
+                <pic:pic>
+                  <pic:nvPicPr>
+                    <pic:cNvPr id="0" name="image.png"/>
+                    <pic:cNvPicPr/>
+                  </pic:nvPicPr>
+                  <pic:blipFill>
+                    <a:blip r:embed="rId14"/>
+                    <a:stretch>
+                      <a:fillRect/>
+                    </a:stretch>
+                  </pic:blipFill>
+                  <pic:spPr>
+                    <a:xfrm>
+                      <a:off x="0" y="0"/>
+                      <a:ext cx="7315200" cy="9338553"/>
+                    </a:xfrm>
+                    <a:prstGeom prst="rect"/>
+                  </pic:spPr>
+                </pic:pic>
+              </a:graphicData>
+            </a:graphic>
+          </wp:inline>
+        </w:drawing>
       </w:r>
     </w:p>
     <w:sectPr>
       <w:pgSz w:w="12240" w:h="15840"/>
-      <w:pgMar w:top="1152" w:right="1296" w:bottom="1152" w:left="1296" w:header="720" w:footer="720" w:gutter="0"/>
+      <w:pgMar w:top="360" w:right="360" w:bottom="360" w:left="360" w:header="720" w:footer="720" w:gutter="0"/>
       <w:cols w:space="720"/>
       <w:docGrid w:linePitch="360"/>
     </w:sectPr>
@@ -2798,10 +659,6 @@
     <w:name w:val="Normal"/>
     <w:qFormat/>
     <w:rsid w:val="00FC693F"/>
-    <w:rPr>
-      <w:rFonts w:ascii="Times New Roman" w:hAnsi="Times New Roman"/>
-      <w:sz w:val="22"/>
-    </w:rPr>
   </w:style>
   <w:style w:type="paragraph" w:styleId="Header">
     <w:name w:val="header"/>
